--- a/static/Referto_Vita.docx
+++ b/static/Referto_Vita.docx
@@ -21,7 +21,7 @@
         <mc:AlternateContent>
           <mc:Choice Requires="wps">
             <w:drawing>
-              <wp:anchor behindDoc="0" distT="635" distB="635" distL="1270" distR="0" simplePos="0" locked="0" layoutInCell="0" allowOverlap="1" relativeHeight="3">
+              <wp:anchor behindDoc="0" distT="635" distB="635" distL="1270" distR="0" simplePos="0" locked="0" layoutInCell="1" allowOverlap="1" relativeHeight="3">
                 <wp:simplePos x="0" y="0"/>
                 <wp:positionH relativeFrom="column">
                   <wp:posOffset>30480</wp:posOffset>
@@ -104,7 +104,7 @@
         <w:suppressAutoHyphens w:val="true"/>
         <w:bidi w:val="0"/>
         <w:spacing w:before="27" w:after="0"/>
-        <w:ind w:left="3509" w:right="3329" w:hanging="0"/>
+        <w:ind w:hanging="0" w:left="3509" w:right="3329"/>
         <w:jc w:val="center"/>
         <w:rPr>
           <w:rFonts w:ascii="Calibri" w:hAnsi="Calibri" w:eastAsia="Calibri" w:cs="Calibri"/>
@@ -129,7 +129,6 @@
         <w:rPr>
           <w:rFonts w:ascii="Calibri" w:hAnsi="Calibri" w:eastAsia="Calibri" w:cs="Calibri"/>
           <w:b/>
-          <w:b/>
           <w:bCs/>
           <w:sz w:val="16"/>
           <w:szCs w:val="16"/>
@@ -149,7 +148,7 @@
       <w:pPr>
         <w:pStyle w:val="Normal"/>
         <w:spacing w:lineRule="atLeast" w:line="190"/>
-        <w:ind w:left="124" w:hanging="0"/>
+        <w:ind w:hanging="0" w:left="124"/>
         <w:rPr>
           <w:rFonts w:ascii="Calibri" w:hAnsi="Calibri" w:eastAsia="Calibri" w:cs="Calibri"/>
           <w:sz w:val="19"/>
@@ -165,7 +164,7 @@
         <mc:AlternateContent>
           <mc:Choice Requires="wps">
             <w:drawing>
-              <wp:anchor behindDoc="0" distT="635" distB="635" distL="1270" distR="0" simplePos="0" locked="0" layoutInCell="0" allowOverlap="1" relativeHeight="4">
+              <wp:anchor behindDoc="0" distT="635" distB="635" distL="1270" distR="0" simplePos="0" locked="0" layoutInCell="1" allowOverlap="1" relativeHeight="4">
                 <wp:simplePos x="0" y="0"/>
                 <wp:positionH relativeFrom="column">
                   <wp:posOffset>30480</wp:posOffset>
@@ -230,7 +229,6 @@
         <w:rPr>
           <w:rFonts w:ascii="Calibri" w:hAnsi="Calibri" w:eastAsia="Calibri" w:cs="Calibri"/>
           <w:b/>
-          <w:b/>
           <w:bCs/>
           <w:sz w:val="23"/>
           <w:szCs w:val="23"/>
@@ -250,10 +248,9 @@
       <w:pPr>
         <w:pStyle w:val="Normal"/>
         <w:spacing w:before="58" w:after="0"/>
-        <w:ind w:left="108" w:hanging="0"/>
-        <w:rPr>
-          <w:rFonts w:ascii="Arial" w:hAnsi="Arial"/>
-          <w:b/>
+        <w:ind w:hanging="0" w:left="108"/>
+        <w:rPr>
+          <w:rFonts w:ascii="Arial" w:hAnsi="Arial"/>
           <w:b/>
           <w:spacing w:val="-1"/>
           <w:sz w:val="28"/>
@@ -296,7 +293,7 @@
       <w:pPr>
         <w:pStyle w:val="Normal"/>
         <w:spacing w:before="58" w:after="0"/>
-        <w:ind w:left="108" w:hanging="0"/>
+        <w:ind w:hanging="0" w:left="108"/>
         <w:rPr>
           <w:rFonts w:ascii="Arial" w:hAnsi="Arial" w:eastAsia="Arial" w:cs="Arial"/>
           <w:sz w:val="28"/>
@@ -327,9 +324,9 @@
         <w:tblLook w:val="04a0" w:noHBand="0" w:noVBand="1" w:firstColumn="1" w:lastRow="0" w:lastColumn="0" w:firstRow="1"/>
       </w:tblPr>
       <w:tblGrid>
-        <w:gridCol w:w="3321"/>
+        <w:gridCol w:w="3320"/>
         <w:gridCol w:w="3237"/>
-        <w:gridCol w:w="3612"/>
+        <w:gridCol w:w="3613"/>
       </w:tblGrid>
       <w:tr>
         <w:trPr>
@@ -337,7 +334,7 @@
         </w:trPr>
         <w:tc>
           <w:tcPr>
-            <w:tcW w:w="3321" w:type="dxa"/>
+            <w:tcW w:w="3320" w:type="dxa"/>
             <w:tcBorders>
               <w:top w:val="nil"/>
               <w:left w:val="nil"/>
@@ -464,7 +461,7 @@
         </w:tc>
         <w:tc>
           <w:tcPr>
-            <w:tcW w:w="3612" w:type="dxa"/>
+            <w:tcW w:w="3613" w:type="dxa"/>
             <w:tcBorders>
               <w:top w:val="nil"/>
               <w:left w:val="nil"/>
@@ -490,7 +487,7 @@
             <w:r>
               <w:rPr>
                 <w:rFonts w:eastAsia="Arial" w:cs="Arial" w:ascii="Arial" w:hAnsi="Arial"/>
-                <w:sz w:val="20"/>
+                <w:sz w:val="28"/>
                 <w:szCs w:val="28"/>
               </w:rPr>
             </w:r>
@@ -503,7 +500,7 @@
         </w:trPr>
         <w:tc>
           <w:tcPr>
-            <w:tcW w:w="3321" w:type="dxa"/>
+            <w:tcW w:w="3320" w:type="dxa"/>
             <w:tcBorders>
               <w:top w:val="nil"/>
               <w:left w:val="nil"/>
@@ -652,7 +649,7 @@
         </w:tc>
         <w:tc>
           <w:tcPr>
-            <w:tcW w:w="3612" w:type="dxa"/>
+            <w:tcW w:w="3613" w:type="dxa"/>
             <w:tcBorders>
               <w:top w:val="nil"/>
               <w:left w:val="nil"/>
@@ -678,7 +675,7 @@
             <w:r>
               <w:rPr>
                 <w:rFonts w:eastAsia="Arial" w:cs="Arial" w:ascii="Arial" w:hAnsi="Arial"/>
-                <w:sz w:val="20"/>
+                <w:sz w:val="28"/>
                 <w:szCs w:val="28"/>
               </w:rPr>
             </w:r>
@@ -691,7 +688,7 @@
         </w:trPr>
         <w:tc>
           <w:tcPr>
-            <w:tcW w:w="3321" w:type="dxa"/>
+            <w:tcW w:w="3320" w:type="dxa"/>
             <w:tcBorders>
               <w:top w:val="nil"/>
               <w:left w:val="nil"/>
@@ -841,7 +838,7 @@
         </w:tc>
         <w:tc>
           <w:tcPr>
-            <w:tcW w:w="3612" w:type="dxa"/>
+            <w:tcW w:w="3613" w:type="dxa"/>
             <w:tcBorders>
               <w:top w:val="nil"/>
               <w:left w:val="nil"/>
@@ -910,7 +907,6 @@
         <w:rPr>
           <w:rFonts w:ascii="Arial" w:hAnsi="Arial" w:eastAsia="Arial" w:cs="Arial"/>
           <w:b/>
-          <w:b/>
           <w:bCs/>
           <w:sz w:val="15"/>
           <w:szCs w:val="15"/>
@@ -932,7 +928,7 @@
       <w:pPr>
         <w:pStyle w:val="Normal"/>
         <w:spacing w:before="72" w:after="0"/>
-        <w:ind w:left="1709" w:hanging="0"/>
+        <w:ind w:hanging="0" w:left="1709"/>
         <w:rPr>
           <w:rFonts w:ascii="Arial" w:hAnsi="Arial" w:eastAsia="Arial" w:cs="Arial"/>
           <w:lang w:val="it-IT"/>
@@ -1016,7 +1012,7 @@
               <w:widowControl w:val="false"/>
               <w:suppressAutoHyphens w:val="true"/>
               <w:spacing w:before="27" w:after="0"/>
-              <w:ind w:right="65" w:hanging="0"/>
+              <w:ind w:hanging="0" w:right="65"/>
               <w:jc w:val="center"/>
               <w:rPr>
                 <w:rFonts w:ascii="Arial" w:hAnsi="Arial" w:eastAsia="Arial" w:cs="Arial"/>
@@ -1164,7 +1160,7 @@
               </w:tabs>
               <w:suppressAutoHyphens w:val="true"/>
               <w:spacing w:before="27" w:after="0"/>
-              <w:ind w:right="66" w:hanging="0"/>
+              <w:ind w:hanging="0" w:right="66"/>
               <w:jc w:val="center"/>
               <w:rPr>
                 <w:rFonts w:ascii="Arial" w:hAnsi="Arial" w:eastAsia="Arial" w:cs="Arial"/>
@@ -1365,7 +1361,7 @@
               </w:tabs>
               <w:suppressAutoHyphens w:val="true"/>
               <w:spacing w:before="27" w:after="0"/>
-              <w:ind w:right="66" w:hanging="0"/>
+              <w:ind w:hanging="0" w:right="66"/>
               <w:jc w:val="center"/>
               <w:rPr>
                 <w:rFonts w:ascii="Arial" w:hAnsi="Arial" w:eastAsia="Arial" w:cs="Arial"/>
@@ -1527,7 +1523,7 @@
               </w:tabs>
               <w:suppressAutoHyphens w:val="true"/>
               <w:spacing w:before="27" w:after="0"/>
-              <w:ind w:right="66" w:hanging="0"/>
+              <w:ind w:hanging="0" w:right="66"/>
               <w:jc w:val="center"/>
               <w:rPr>
                 <w:rFonts w:ascii="Arial" w:hAnsi="Arial" w:eastAsia="Arial" w:cs="Arial"/>
@@ -1593,7 +1589,7 @@
       <w:pPr>
         <w:pStyle w:val="Normal"/>
         <w:spacing w:lineRule="atLeast" w:line="200"/>
-        <w:ind w:left="124" w:hanging="0"/>
+        <w:ind w:hanging="0" w:left="124"/>
         <w:rPr>
           <w:rFonts w:ascii="Arial" w:hAnsi="Arial" w:eastAsia="Arial" w:cs="Arial"/>
           <w:sz w:val="20"/>
@@ -1647,11 +1643,10 @@
               </w:tabs>
               <w:suppressAutoHyphens w:val="true"/>
               <w:spacing w:before="27" w:after="0"/>
-              <w:ind w:right="66" w:hanging="0"/>
+              <w:ind w:hanging="0" w:right="66"/>
               <w:jc w:val="center"/>
               <w:rPr>
                 <w:rFonts w:ascii="Arial" w:hAnsi="Arial" w:eastAsia="Arial" w:cs="Arial"/>
-                <w:b/>
                 <w:b/>
                 <w:bCs/>
                 <w:color w:val="CC2A58"/>
@@ -1696,14 +1691,14 @@
               <w:jc w:val="center"/>
               <w:rPr>
                 <w:rFonts w:ascii="Arial" w:hAnsi="Arial" w:eastAsia="Arial" w:cs="Arial"/>
-                <w:color w:val="FFFFFF" w:themeColor="background1"/>
+                <w:color w:themeColor="background1" w:val="FFFFFF"/>
                 <w:lang w:val="it-IT"/>
               </w:rPr>
             </w:pPr>
             <w:r>
               <w:rPr>
                 <w:rFonts w:eastAsia="Arial" w:cs="Arial" w:ascii="Arial" w:hAnsi="Arial"/>
-                <w:color w:val="FFFFFF" w:themeColor="background1"/>
+                <w:color w:themeColor="background1" w:val="FFFFFF"/>
                 <w:kern w:val="0"/>
                 <w:sz w:val="22"/>
                 <w:szCs w:val="22"/>
@@ -1717,13 +1712,13 @@
     </w:tbl>
     <w:p>
       <w:pPr>
-        <w:pStyle w:val="TextBody"/>
+        <w:pStyle w:val="BodyText"/>
         <w:tabs>
           <w:tab w:val="clear" w:pos="720"/>
           <w:tab w:val="left" w:pos="5274" w:leader="none"/>
         </w:tabs>
         <w:spacing w:lineRule="atLeast" w:line="200"/>
-        <w:ind w:left="390" w:hanging="0"/>
+        <w:ind w:hanging="0" w:left="390"/>
         <w:rPr>
           <w:rFonts w:cs="Arial"/>
         </w:rPr>
@@ -1797,7 +1792,7 @@
       <w:pPr>
         <w:pStyle w:val="Normal"/>
         <w:spacing w:lineRule="atLeast" w:line="200"/>
-        <w:ind w:left="124" w:hanging="0"/>
+        <w:ind w:hanging="0" w:left="124"/>
         <w:rPr>
           <w:rFonts w:ascii="Arial" w:hAnsi="Arial" w:eastAsia="Arial" w:cs="Arial"/>
           <w:sz w:val="20"/>
@@ -1884,10 +1879,9 @@
       <w:pPr>
         <w:pStyle w:val="Heading2"/>
         <w:spacing w:lineRule="auto" w:line="276" w:before="56" w:after="0"/>
-        <w:ind w:left="108" w:right="168" w:hanging="0"/>
+        <w:ind w:hanging="0" w:left="108" w:right="168"/>
         <w:rPr>
           <w:rFonts w:ascii="Arial" w:hAnsi="Arial" w:cs="Arial"/>
-          <w:b w:val="false"/>
           <w:b w:val="false"/>
           <w:bCs w:val="false"/>
           <w:sz w:val="20"/>
@@ -2263,7 +2257,6 @@
         <w:spacing w:before="0" w:after="0"/>
         <w:rPr>
           <w:rFonts w:ascii="Calibri" w:hAnsi="Calibri" w:eastAsia="Calibri" w:cs="Calibri"/>
-          <w:b/>
           <w:b/>
           <w:bCs/>
           <w:sz w:val="18"/>
@@ -2401,7 +2394,6 @@
         <w:rPr>
           <w:rFonts w:ascii="Arial" w:hAnsi="Arial" w:eastAsia="Arial" w:cs="Arial"/>
           <w:b/>
-          <w:b/>
           <w:bCs/>
           <w:sz w:val="20"/>
           <w:szCs w:val="20"/>
@@ -2421,9 +2413,9 @@
     </w:p>
     <w:p>
       <w:pPr>
-        <w:pStyle w:val="TextBody"/>
+        <w:pStyle w:val="BodyText"/>
         <w:spacing w:lineRule="auto" w:line="271"/>
-        <w:ind w:left="0" w:right="99" w:hanging="0"/>
+        <w:ind w:hanging="0" w:left="0" w:right="99"/>
         <w:jc w:val="both"/>
         <w:rPr>
           <w:lang w:val="it-IT"/>
@@ -3400,7 +3392,6 @@
               <w:rPr>
                 <w:rFonts w:ascii="Arial" w:hAnsi="Arial" w:eastAsia="Arial" w:cs="Arial"/>
                 <w:b/>
-                <w:b/>
                 <w:bCs/>
                 <w:lang w:val="it-IT"/>
               </w:rPr>
@@ -3435,7 +3426,6 @@
               <w:rPr>
                 <w:rFonts w:ascii="Arial" w:hAnsi="Arial" w:eastAsia="Arial" w:cs="Arial"/>
                 <w:b/>
-                <w:b/>
                 <w:bCs/>
                 <w:u w:val="single"/>
                 <w:lang w:val="it-IT"/>
@@ -3499,9 +3489,9 @@
     </w:p>
     <w:p>
       <w:pPr>
-        <w:pStyle w:val="TextBody"/>
+        <w:pStyle w:val="BodyText"/>
         <w:spacing w:before="74" w:after="0"/>
-        <w:ind w:left="0" w:hanging="0"/>
+        <w:ind w:hanging="0" w:left="0"/>
         <w:rPr>
           <w:lang w:val="it-IT"/>
         </w:rPr>
@@ -3705,17 +3695,16 @@
           </w:tcPr>
           <w:p>
             <w:pPr>
-              <w:pStyle w:val="TextBody"/>
+              <w:pStyle w:val="BodyText"/>
               <w:widowControl w:val="false"/>
               <w:suppressAutoHyphens w:val="true"/>
               <w:spacing w:before="74" w:after="0"/>
-              <w:ind w:left="0" w:hanging="0"/>
+              <w:ind w:hanging="0" w:left="0"/>
               <w:jc w:val="center"/>
               <w:rPr>
-                <w:b/>
                 <w:b/>
                 <w:bCs/>
-                <w:color w:val="FFFFFF" w:themeColor="background1"/>
+                <w:color w:themeColor="background1" w:val="FFFFFF"/>
                 <w:sz w:val="24"/>
                 <w:szCs w:val="24"/>
                 <w:lang w:val="it-IT"/>
@@ -3726,7 +3715,7 @@
                 <w:rFonts w:cs=""/>
                 <w:b/>
                 <w:bCs/>
-                <w:color w:val="FFFFFF" w:themeColor="background1"/>
+                <w:color w:themeColor="background1" w:val="FFFFFF"/>
                 <w:kern w:val="0"/>
                 <w:sz w:val="24"/>
                 <w:szCs w:val="24"/>
@@ -3745,17 +3734,16 @@
           </w:tcPr>
           <w:p>
             <w:pPr>
-              <w:pStyle w:val="TextBody"/>
+              <w:pStyle w:val="BodyText"/>
               <w:widowControl w:val="false"/>
               <w:suppressAutoHyphens w:val="true"/>
               <w:spacing w:before="74" w:after="0"/>
-              <w:ind w:left="0" w:hanging="0"/>
+              <w:ind w:hanging="0" w:left="0"/>
               <w:jc w:val="center"/>
               <w:rPr>
-                <w:b/>
                 <w:b/>
                 <w:bCs/>
-                <w:color w:val="FFFFFF" w:themeColor="background1"/>
+                <w:color w:themeColor="background1" w:val="FFFFFF"/>
                 <w:sz w:val="24"/>
                 <w:szCs w:val="24"/>
                 <w:lang w:val="it-IT"/>
@@ -3766,7 +3754,7 @@
                 <w:rFonts w:cs=""/>
                 <w:b/>
                 <w:bCs/>
-                <w:color w:val="FFFFFF" w:themeColor="background1"/>
+                <w:color w:themeColor="background1" w:val="FFFFFF"/>
                 <w:kern w:val="0"/>
                 <w:sz w:val="24"/>
                 <w:szCs w:val="24"/>
@@ -3784,17 +3772,16 @@
           </w:tcPr>
           <w:p>
             <w:pPr>
-              <w:pStyle w:val="TextBody"/>
+              <w:pStyle w:val="BodyText"/>
               <w:widowControl w:val="false"/>
               <w:suppressAutoHyphens w:val="true"/>
               <w:spacing w:before="74" w:after="0"/>
-              <w:ind w:left="0" w:hanging="0"/>
+              <w:ind w:hanging="0" w:left="0"/>
               <w:jc w:val="center"/>
               <w:rPr>
-                <w:b/>
                 <w:b/>
                 <w:bCs/>
-                <w:color w:val="FFFFFF" w:themeColor="background1"/>
+                <w:color w:themeColor="background1" w:val="FFFFFF"/>
                 <w:sz w:val="24"/>
                 <w:szCs w:val="24"/>
                 <w:lang w:val="it-IT"/>
@@ -3805,7 +3792,7 @@
                 <w:rFonts w:cs=""/>
                 <w:b/>
                 <w:bCs/>
-                <w:color w:val="FFFFFF" w:themeColor="background1"/>
+                <w:color w:themeColor="background1" w:val="FFFFFF"/>
                 <w:kern w:val="0"/>
                 <w:sz w:val="24"/>
                 <w:szCs w:val="24"/>
@@ -3827,11 +3814,11 @@
           </w:tcPr>
           <w:p>
             <w:pPr>
-              <w:pStyle w:val="TextBody"/>
+              <w:pStyle w:val="BodyText"/>
               <w:widowControl w:val="false"/>
               <w:suppressAutoHyphens w:val="true"/>
               <w:spacing w:before="74" w:after="0"/>
-              <w:ind w:left="0" w:hanging="0"/>
+              <w:ind w:hanging="0" w:left="0"/>
               <w:jc w:val="center"/>
               <w:rPr>
                 <w:lang w:val="it-IT"/>
@@ -3851,14 +3838,13 @@
           </w:tcPr>
           <w:p>
             <w:pPr>
-              <w:pStyle w:val="TextBody"/>
+              <w:pStyle w:val="BodyText"/>
               <w:widowControl w:val="false"/>
               <w:suppressAutoHyphens w:val="true"/>
               <w:spacing w:before="74" w:after="0"/>
-              <w:ind w:left="0" w:hanging="0"/>
+              <w:ind w:hanging="0" w:left="0"/>
               <w:jc w:val="center"/>
               <w:rPr>
-                <w:b/>
                 <w:b/>
                 <w:bCs/>
                 <w:sz w:val="22"/>
@@ -3887,14 +3873,13 @@
           </w:tcPr>
           <w:p>
             <w:pPr>
-              <w:pStyle w:val="TextBody"/>
+              <w:pStyle w:val="BodyText"/>
               <w:widowControl w:val="false"/>
               <w:suppressAutoHyphens w:val="true"/>
               <w:spacing w:before="74" w:after="0"/>
-              <w:ind w:left="0" w:hanging="0"/>
+              <w:ind w:hanging="0" w:left="0"/>
               <w:jc w:val="center"/>
               <w:rPr>
-                <w:b/>
                 <w:b/>
                 <w:bCs/>
                 <w:sz w:val="22"/>
@@ -3923,11 +3908,11 @@
           </w:tcPr>
           <w:p>
             <w:pPr>
-              <w:pStyle w:val="TextBody"/>
+              <w:pStyle w:val="BodyText"/>
               <w:widowControl w:val="false"/>
               <w:suppressAutoHyphens w:val="true"/>
               <w:spacing w:before="74" w:after="0"/>
-              <w:ind w:left="0" w:hanging="0"/>
+              <w:ind w:hanging="0" w:left="0"/>
               <w:jc w:val="center"/>
               <w:rPr>
                 <w:lang w:val="it-IT"/>
@@ -3975,13 +3960,16 @@
         <w:jc w:val="center"/>
         <w:rPr>
           <w:b w:val="false"/>
+          <w:bCs w:val="false"/>
+          <w:lang w:val="it-IT"/>
+        </w:rPr>
+      </w:pPr>
+      <w:r>
+        <w:rPr>
           <w:b w:val="false"/>
           <w:bCs w:val="false"/>
           <w:lang w:val="it-IT"/>
         </w:rPr>
-      </w:pPr>
-      <w:r>
-        <w:rPr/>
       </w:r>
     </w:p>
     <w:p>
@@ -3991,7 +3979,6 @@
         <w:jc w:val="center"/>
         <w:rPr>
           <w:b w:val="false"/>
-          <w:b w:val="false"/>
           <w:bCs w:val="false"/>
           <w:lang w:val="it-IT"/>
         </w:rPr>
@@ -4106,7 +4093,6 @@
         <w:rPr>
           <w:rFonts w:ascii="Arial" w:hAnsi="Arial" w:eastAsia="Arial" w:cs="Arial"/>
           <w:b/>
-          <w:b/>
           <w:bCs/>
           <w:sz w:val="20"/>
           <w:szCs w:val="20"/>
@@ -4126,9 +4112,9 @@
     </w:p>
     <w:p>
       <w:pPr>
-        <w:pStyle w:val="TextBody"/>
+        <w:pStyle w:val="BodyText"/>
         <w:spacing w:lineRule="auto" w:line="271"/>
-        <w:ind w:left="0" w:right="117" w:hanging="0"/>
+        <w:ind w:hanging="0" w:left="0" w:right="117"/>
         <w:jc w:val="both"/>
         <w:rPr>
           <w:lang w:val="it-IT"/>
@@ -5028,7 +5014,7 @@
       <w:pPr>
         <w:pStyle w:val="Normal"/>
         <w:spacing w:lineRule="auto" w:line="288"/>
-        <w:ind w:right="119" w:hanging="0"/>
+        <w:ind w:hanging="0" w:right="119"/>
         <w:jc w:val="both"/>
         <w:rPr>
           <w:rFonts w:ascii="Arial" w:hAnsi="Arial"/>
@@ -5230,7 +5216,7 @@
       <w:pPr>
         <w:pStyle w:val="Normal"/>
         <w:spacing w:lineRule="auto" w:line="288"/>
-        <w:ind w:right="119" w:hanging="0"/>
+        <w:ind w:hanging="0" w:right="119"/>
         <w:jc w:val="both"/>
         <w:rPr>
           <w:rFonts w:ascii="Arial" w:hAnsi="Arial"/>
@@ -5287,7 +5273,6 @@
               <w:rPr>
                 <w:rFonts w:ascii="Arial" w:hAnsi="Arial" w:eastAsia="Arial" w:cs="Arial"/>
                 <w:b/>
-                <w:b/>
                 <w:bCs/>
                 <w:lang w:val="it-IT"/>
               </w:rPr>
@@ -5322,7 +5307,6 @@
               <w:rPr>
                 <w:rFonts w:ascii="Arial" w:hAnsi="Arial" w:eastAsia="Arial" w:cs="Arial"/>
                 <w:b/>
-                <w:b/>
                 <w:bCs/>
                 <w:lang w:val="it-IT"/>
               </w:rPr>
@@ -5383,9 +5367,9 @@
     </w:p>
     <w:p>
       <w:pPr>
-        <w:pStyle w:val="TextBody"/>
+        <w:pStyle w:val="BodyText"/>
         <w:spacing w:before="74" w:after="0"/>
-        <w:ind w:left="0" w:hanging="0"/>
+        <w:ind w:hanging="0" w:left="0"/>
         <w:rPr>
           <w:lang w:val="it-IT"/>
         </w:rPr>
@@ -5589,17 +5573,16 @@
           </w:tcPr>
           <w:p>
             <w:pPr>
-              <w:pStyle w:val="TextBody"/>
+              <w:pStyle w:val="BodyText"/>
               <w:widowControl w:val="false"/>
               <w:suppressAutoHyphens w:val="true"/>
               <w:spacing w:before="74" w:after="0"/>
-              <w:ind w:left="0" w:hanging="0"/>
+              <w:ind w:hanging="0" w:left="0"/>
               <w:jc w:val="center"/>
               <w:rPr>
-                <w:b/>
                 <w:b/>
                 <w:bCs/>
-                <w:color w:val="FFFFFF" w:themeColor="background1"/>
+                <w:color w:themeColor="background1" w:val="FFFFFF"/>
                 <w:sz w:val="24"/>
                 <w:szCs w:val="24"/>
                 <w:lang w:val="it-IT"/>
@@ -5610,7 +5593,7 @@
                 <w:rFonts w:cs=""/>
                 <w:b/>
                 <w:bCs/>
-                <w:color w:val="FFFFFF" w:themeColor="background1"/>
+                <w:color w:themeColor="background1" w:val="FFFFFF"/>
                 <w:kern w:val="0"/>
                 <w:sz w:val="24"/>
                 <w:szCs w:val="24"/>
@@ -5629,17 +5612,16 @@
           </w:tcPr>
           <w:p>
             <w:pPr>
-              <w:pStyle w:val="TextBody"/>
+              <w:pStyle w:val="BodyText"/>
               <w:widowControl w:val="false"/>
               <w:suppressAutoHyphens w:val="true"/>
               <w:spacing w:before="74" w:after="0"/>
-              <w:ind w:left="0" w:hanging="0"/>
+              <w:ind w:hanging="0" w:left="0"/>
               <w:jc w:val="center"/>
               <w:rPr>
-                <w:b/>
                 <w:b/>
                 <w:bCs/>
-                <w:color w:val="FFFFFF" w:themeColor="background1"/>
+                <w:color w:themeColor="background1" w:val="FFFFFF"/>
                 <w:sz w:val="24"/>
                 <w:szCs w:val="24"/>
                 <w:lang w:val="it-IT"/>
@@ -5650,7 +5632,7 @@
                 <w:rFonts w:cs=""/>
                 <w:b/>
                 <w:bCs/>
-                <w:color w:val="FFFFFF" w:themeColor="background1"/>
+                <w:color w:themeColor="background1" w:val="FFFFFF"/>
                 <w:kern w:val="0"/>
                 <w:sz w:val="24"/>
                 <w:szCs w:val="24"/>
@@ -5668,17 +5650,16 @@
           </w:tcPr>
           <w:p>
             <w:pPr>
-              <w:pStyle w:val="TextBody"/>
+              <w:pStyle w:val="BodyText"/>
               <w:widowControl w:val="false"/>
               <w:suppressAutoHyphens w:val="true"/>
               <w:spacing w:before="74" w:after="0"/>
-              <w:ind w:left="0" w:hanging="0"/>
+              <w:ind w:hanging="0" w:left="0"/>
               <w:jc w:val="center"/>
               <w:rPr>
-                <w:b/>
                 <w:b/>
                 <w:bCs/>
-                <w:color w:val="FFFFFF" w:themeColor="background1"/>
+                <w:color w:themeColor="background1" w:val="FFFFFF"/>
                 <w:sz w:val="24"/>
                 <w:szCs w:val="24"/>
                 <w:lang w:val="it-IT"/>
@@ -5689,7 +5670,7 @@
                 <w:rFonts w:cs=""/>
                 <w:b/>
                 <w:bCs/>
-                <w:color w:val="FFFFFF" w:themeColor="background1"/>
+                <w:color w:themeColor="background1" w:val="FFFFFF"/>
                 <w:kern w:val="0"/>
                 <w:sz w:val="24"/>
                 <w:szCs w:val="24"/>
@@ -5711,11 +5692,11 @@
           </w:tcPr>
           <w:p>
             <w:pPr>
-              <w:pStyle w:val="TextBody"/>
+              <w:pStyle w:val="BodyText"/>
               <w:widowControl w:val="false"/>
               <w:suppressAutoHyphens w:val="true"/>
               <w:spacing w:before="74" w:after="0"/>
-              <w:ind w:left="0" w:hanging="0"/>
+              <w:ind w:hanging="0" w:left="0"/>
               <w:jc w:val="center"/>
               <w:rPr>
                 <w:lang w:val="it-IT"/>
@@ -5735,14 +5716,13 @@
           </w:tcPr>
           <w:p>
             <w:pPr>
-              <w:pStyle w:val="TextBody"/>
+              <w:pStyle w:val="BodyText"/>
               <w:widowControl w:val="false"/>
               <w:suppressAutoHyphens w:val="true"/>
               <w:spacing w:before="74" w:after="0"/>
-              <w:ind w:left="0" w:hanging="0"/>
+              <w:ind w:hanging="0" w:left="0"/>
               <w:jc w:val="center"/>
               <w:rPr>
-                <w:b/>
                 <w:b/>
                 <w:bCs/>
                 <w:sz w:val="22"/>
@@ -5771,14 +5751,13 @@
           </w:tcPr>
           <w:p>
             <w:pPr>
-              <w:pStyle w:val="TextBody"/>
+              <w:pStyle w:val="BodyText"/>
               <w:widowControl w:val="false"/>
               <w:suppressAutoHyphens w:val="true"/>
               <w:spacing w:before="74" w:after="0"/>
-              <w:ind w:left="0" w:hanging="0"/>
+              <w:ind w:hanging="0" w:left="0"/>
               <w:jc w:val="center"/>
               <w:rPr>
-                <w:b/>
                 <w:b/>
                 <w:bCs/>
                 <w:sz w:val="22"/>
@@ -5807,11 +5786,11 @@
           </w:tcPr>
           <w:p>
             <w:pPr>
-              <w:pStyle w:val="TextBody"/>
+              <w:pStyle w:val="BodyText"/>
               <w:widowControl w:val="false"/>
               <w:suppressAutoHyphens w:val="true"/>
               <w:spacing w:before="74" w:after="0"/>
-              <w:ind w:left="0" w:hanging="0"/>
+              <w:ind w:hanging="0" w:left="0"/>
               <w:jc w:val="center"/>
               <w:rPr>
                 <w:lang w:val="it-IT"/>
@@ -5857,12 +5836,14 @@
         <w:jc w:val="center"/>
         <w:rPr>
           <w:b w:val="false"/>
+          <w:bCs w:val="false"/>
+        </w:rPr>
+      </w:pPr>
+      <w:r>
+        <w:rPr>
           <w:b w:val="false"/>
           <w:bCs w:val="false"/>
         </w:rPr>
-      </w:pPr>
-      <w:r>
-        <w:rPr/>
       </w:r>
     </w:p>
     <w:p>
@@ -5872,7 +5853,6 @@
         <w:jc w:val="center"/>
         <w:rPr>
           <w:b w:val="false"/>
-          <w:b w:val="false"/>
           <w:bCs w:val="false"/>
         </w:rPr>
       </w:pPr>
@@ -5947,7 +5927,6 @@
         <w:rPr>
           <w:rFonts w:ascii="Arial" w:hAnsi="Arial" w:eastAsia="Arial" w:cs="Arial"/>
           <w:b/>
-          <w:b/>
           <w:bCs/>
           <w:sz w:val="20"/>
           <w:szCs w:val="20"/>
@@ -5965,9 +5944,9 @@
     </w:p>
     <w:p>
       <w:pPr>
-        <w:pStyle w:val="TextBody"/>
+        <w:pStyle w:val="BodyText"/>
         <w:spacing w:lineRule="auto" w:line="271"/>
-        <w:ind w:left="0" w:right="117" w:hanging="0"/>
+        <w:ind w:hanging="0" w:left="0" w:right="117"/>
         <w:jc w:val="both"/>
         <w:rPr>
           <w:lang w:val="it-IT"/>
@@ -6848,7 +6827,6 @@
               <w:rPr>
                 <w:rFonts w:ascii="Arial" w:hAnsi="Arial" w:eastAsia="Arial" w:cs="Arial"/>
                 <w:b/>
-                <w:b/>
                 <w:bCs/>
                 <w:lang w:val="it-IT"/>
               </w:rPr>
@@ -6883,7 +6861,6 @@
               <w:rPr>
                 <w:rFonts w:ascii="Arial" w:hAnsi="Arial" w:eastAsia="Arial" w:cs="Arial"/>
                 <w:b/>
-                <w:b/>
                 <w:bCs/>
                 <w:lang w:val="it-IT"/>
               </w:rPr>
@@ -6944,9 +6921,9 @@
     </w:p>
     <w:p>
       <w:pPr>
-        <w:pStyle w:val="TextBody"/>
+        <w:pStyle w:val="BodyText"/>
         <w:spacing w:before="74" w:after="0"/>
-        <w:ind w:left="0" w:hanging="0"/>
+        <w:ind w:hanging="0" w:left="0"/>
         <w:rPr>
           <w:lang w:val="it-IT"/>
         </w:rPr>
@@ -7130,17 +7107,16 @@
           </w:tcPr>
           <w:p>
             <w:pPr>
-              <w:pStyle w:val="TextBody"/>
+              <w:pStyle w:val="BodyText"/>
               <w:widowControl w:val="false"/>
               <w:suppressAutoHyphens w:val="true"/>
               <w:spacing w:before="74" w:after="0"/>
-              <w:ind w:left="0" w:hanging="0"/>
+              <w:ind w:hanging="0" w:left="0"/>
               <w:jc w:val="center"/>
               <w:rPr>
-                <w:b/>
                 <w:b/>
                 <w:bCs/>
-                <w:color w:val="FFFFFF" w:themeColor="background1"/>
+                <w:color w:themeColor="background1" w:val="FFFFFF"/>
                 <w:sz w:val="24"/>
                 <w:szCs w:val="24"/>
                 <w:lang w:val="it-IT"/>
@@ -7151,7 +7127,7 @@
                 <w:rFonts w:cs=""/>
                 <w:b/>
                 <w:bCs/>
-                <w:color w:val="FFFFFF" w:themeColor="background1"/>
+                <w:color w:themeColor="background1" w:val="FFFFFF"/>
                 <w:kern w:val="0"/>
                 <w:sz w:val="24"/>
                 <w:szCs w:val="24"/>
@@ -7170,17 +7146,16 @@
           </w:tcPr>
           <w:p>
             <w:pPr>
-              <w:pStyle w:val="TextBody"/>
+              <w:pStyle w:val="BodyText"/>
               <w:widowControl w:val="false"/>
               <w:suppressAutoHyphens w:val="true"/>
               <w:spacing w:before="74" w:after="0"/>
-              <w:ind w:left="0" w:hanging="0"/>
+              <w:ind w:hanging="0" w:left="0"/>
               <w:jc w:val="center"/>
               <w:rPr>
-                <w:b/>
                 <w:b/>
                 <w:bCs/>
-                <w:color w:val="FFFFFF" w:themeColor="background1"/>
+                <w:color w:themeColor="background1" w:val="FFFFFF"/>
                 <w:sz w:val="24"/>
                 <w:szCs w:val="24"/>
                 <w:lang w:val="it-IT"/>
@@ -7191,7 +7166,7 @@
                 <w:rFonts w:cs=""/>
                 <w:b/>
                 <w:bCs/>
-                <w:color w:val="FFFFFF" w:themeColor="background1"/>
+                <w:color w:themeColor="background1" w:val="FFFFFF"/>
                 <w:kern w:val="0"/>
                 <w:sz w:val="24"/>
                 <w:szCs w:val="24"/>
@@ -7209,17 +7184,16 @@
           </w:tcPr>
           <w:p>
             <w:pPr>
-              <w:pStyle w:val="TextBody"/>
+              <w:pStyle w:val="BodyText"/>
               <w:widowControl w:val="false"/>
               <w:suppressAutoHyphens w:val="true"/>
               <w:spacing w:before="74" w:after="0"/>
-              <w:ind w:left="0" w:hanging="0"/>
+              <w:ind w:hanging="0" w:left="0"/>
               <w:jc w:val="center"/>
               <w:rPr>
-                <w:b/>
                 <w:b/>
                 <w:bCs/>
-                <w:color w:val="FFFFFF" w:themeColor="background1"/>
+                <w:color w:themeColor="background1" w:val="FFFFFF"/>
                 <w:sz w:val="24"/>
                 <w:szCs w:val="24"/>
                 <w:lang w:val="it-IT"/>
@@ -7230,7 +7204,7 @@
                 <w:rFonts w:cs=""/>
                 <w:b/>
                 <w:bCs/>
-                <w:color w:val="FFFFFF" w:themeColor="background1"/>
+                <w:color w:themeColor="background1" w:val="FFFFFF"/>
                 <w:kern w:val="0"/>
                 <w:sz w:val="24"/>
                 <w:szCs w:val="24"/>
@@ -7252,11 +7226,11 @@
           </w:tcPr>
           <w:p>
             <w:pPr>
-              <w:pStyle w:val="TextBody"/>
+              <w:pStyle w:val="BodyText"/>
               <w:widowControl w:val="false"/>
               <w:suppressAutoHyphens w:val="true"/>
               <w:spacing w:before="74" w:after="0"/>
-              <w:ind w:left="0" w:hanging="0"/>
+              <w:ind w:hanging="0" w:left="0"/>
               <w:jc w:val="center"/>
               <w:rPr>
                 <w:lang w:val="it-IT"/>
@@ -7276,14 +7250,13 @@
           </w:tcPr>
           <w:p>
             <w:pPr>
-              <w:pStyle w:val="TextBody"/>
+              <w:pStyle w:val="BodyText"/>
               <w:widowControl w:val="false"/>
               <w:suppressAutoHyphens w:val="true"/>
               <w:spacing w:before="74" w:after="0"/>
-              <w:ind w:left="0" w:hanging="0"/>
+              <w:ind w:hanging="0" w:left="0"/>
               <w:jc w:val="center"/>
               <w:rPr>
-                <w:b/>
                 <w:b/>
                 <w:bCs/>
                 <w:sz w:val="22"/>
@@ -7312,14 +7285,13 @@
           </w:tcPr>
           <w:p>
             <w:pPr>
-              <w:pStyle w:val="TextBody"/>
+              <w:pStyle w:val="BodyText"/>
               <w:widowControl w:val="false"/>
               <w:suppressAutoHyphens w:val="true"/>
               <w:spacing w:before="74" w:after="0"/>
-              <w:ind w:left="0" w:hanging="0"/>
+              <w:ind w:hanging="0" w:left="0"/>
               <w:jc w:val="center"/>
               <w:rPr>
-                <w:b/>
                 <w:b/>
                 <w:bCs/>
                 <w:sz w:val="22"/>
@@ -7348,11 +7320,11 @@
           </w:tcPr>
           <w:p>
             <w:pPr>
-              <w:pStyle w:val="TextBody"/>
+              <w:pStyle w:val="BodyText"/>
               <w:widowControl w:val="false"/>
               <w:suppressAutoHyphens w:val="true"/>
               <w:spacing w:before="74" w:after="0"/>
-              <w:ind w:left="0" w:hanging="0"/>
+              <w:ind w:hanging="0" w:left="0"/>
               <w:jc w:val="center"/>
               <w:rPr>
                 <w:lang w:val="it-IT"/>
@@ -7423,8 +7395,8 @@
       </w:tblPr>
       <w:tblGrid>
         <w:gridCol w:w="1621"/>
-        <w:gridCol w:w="2320"/>
-        <w:gridCol w:w="1623"/>
+        <w:gridCol w:w="2319"/>
+        <w:gridCol w:w="1624"/>
         <w:gridCol w:w="2353"/>
         <w:gridCol w:w="2611"/>
       </w:tblGrid>
@@ -7442,17 +7414,16 @@
           </w:tcPr>
           <w:p>
             <w:pPr>
-              <w:pStyle w:val="TextBody"/>
+              <w:pStyle w:val="BodyText"/>
               <w:widowControl w:val="false"/>
               <w:suppressAutoHyphens w:val="true"/>
               <w:spacing w:before="74" w:after="0"/>
-              <w:ind w:left="0" w:hanging="0"/>
+              <w:ind w:hanging="0" w:left="0"/>
               <w:jc w:val="center"/>
               <w:rPr>
-                <w:b/>
                 <w:b/>
                 <w:bCs/>
-                <w:color w:val="FFFFFF" w:themeColor="background1"/>
+                <w:color w:themeColor="background1" w:val="FFFFFF"/>
                 <w:sz w:val="24"/>
                 <w:szCs w:val="24"/>
                 <w:lang w:val="it-IT"/>
@@ -7463,7 +7434,7 @@
                 <w:rFonts w:cs=""/>
                 <w:b/>
                 <w:bCs/>
-                <w:color w:val="FFFFFF" w:themeColor="background1"/>
+                <w:color w:themeColor="background1" w:val="FFFFFF"/>
                 <w:kern w:val="0"/>
                 <w:sz w:val="24"/>
                 <w:szCs w:val="24"/>
@@ -7475,23 +7446,22 @@
         </w:tc>
         <w:tc>
           <w:tcPr>
-            <w:tcW w:w="2320" w:type="dxa"/>
+            <w:tcW w:w="2319" w:type="dxa"/>
             <w:tcBorders/>
             <w:shd w:color="auto" w:fill="808080" w:themeFill="background1" w:themeFillShade="80" w:val="clear"/>
           </w:tcPr>
           <w:p>
             <w:pPr>
-              <w:pStyle w:val="TextBody"/>
+              <w:pStyle w:val="BodyText"/>
               <w:widowControl w:val="false"/>
               <w:suppressAutoHyphens w:val="true"/>
               <w:spacing w:before="74" w:after="0"/>
-              <w:ind w:left="0" w:hanging="0"/>
+              <w:ind w:hanging="0" w:left="0"/>
               <w:jc w:val="center"/>
               <w:rPr>
-                <w:b/>
                 <w:b/>
                 <w:bCs/>
-                <w:color w:val="FFFFFF" w:themeColor="background1"/>
+                <w:color w:themeColor="background1" w:val="FFFFFF"/>
                 <w:sz w:val="24"/>
                 <w:szCs w:val="24"/>
                 <w:lang w:val="it-IT"/>
@@ -7501,7 +7471,7 @@
               <w:rPr>
                 <w:b/>
                 <w:bCs/>
-                <w:color w:val="FFFFFF" w:themeColor="background1"/>
+                <w:color w:themeColor="background1" w:val="FFFFFF"/>
                 <w:sz w:val="24"/>
                 <w:szCs w:val="24"/>
                 <w:lang w:val="it-IT"/>
@@ -7512,24 +7482,23 @@
         </w:tc>
         <w:tc>
           <w:tcPr>
-            <w:tcW w:w="6587" w:type="dxa"/>
+            <w:tcW w:w="6588" w:type="dxa"/>
             <w:gridSpan w:val="3"/>
             <w:tcBorders/>
             <w:shd w:color="auto" w:fill="808080" w:themeFill="background1" w:themeFillShade="80" w:val="clear"/>
           </w:tcPr>
           <w:p>
             <w:pPr>
-              <w:pStyle w:val="TextBody"/>
+              <w:pStyle w:val="BodyText"/>
               <w:widowControl w:val="false"/>
               <w:suppressAutoHyphens w:val="true"/>
               <w:spacing w:before="74" w:after="0"/>
-              <w:ind w:left="0" w:hanging="0"/>
+              <w:ind w:hanging="0" w:left="0"/>
               <w:jc w:val="center"/>
               <w:rPr>
-                <w:b/>
                 <w:b/>
                 <w:bCs/>
-                <w:color w:val="FFFFFF" w:themeColor="background1"/>
+                <w:color w:themeColor="background1" w:val="FFFFFF"/>
                 <w:sz w:val="24"/>
                 <w:szCs w:val="24"/>
                 <w:lang w:val="it-IT"/>
@@ -7540,7 +7509,7 @@
                 <w:rFonts w:cs=""/>
                 <w:b/>
                 <w:bCs/>
-                <w:color w:val="FFFFFF" w:themeColor="background1"/>
+                <w:color w:themeColor="background1" w:val="FFFFFF"/>
                 <w:kern w:val="0"/>
                 <w:sz w:val="24"/>
                 <w:szCs w:val="24"/>
@@ -7564,11 +7533,11 @@
           </w:tcPr>
           <w:p>
             <w:pPr>
-              <w:pStyle w:val="TextBody"/>
+              <w:pStyle w:val="BodyText"/>
               <w:widowControl w:val="false"/>
               <w:suppressAutoHyphens w:val="true"/>
               <w:spacing w:before="74" w:after="0"/>
-              <w:ind w:left="0" w:hanging="0"/>
+              <w:ind w:hanging="0" w:left="0"/>
               <w:jc w:val="center"/>
               <w:rPr>
                 <w:lang w:val="it-IT"/>
@@ -7583,16 +7552,16 @@
         </w:tc>
         <w:tc>
           <w:tcPr>
-            <w:tcW w:w="2320" w:type="dxa"/>
+            <w:tcW w:w="2319" w:type="dxa"/>
             <w:tcBorders/>
           </w:tcPr>
           <w:p>
             <w:pPr>
-              <w:pStyle w:val="TextBody"/>
+              <w:pStyle w:val="BodyText"/>
               <w:widowControl w:val="false"/>
               <w:suppressAutoHyphens w:val="true"/>
               <w:spacing w:before="74" w:after="0"/>
-              <w:ind w:left="0" w:hanging="0"/>
+              <w:ind w:hanging="0" w:left="0"/>
               <w:jc w:val="center"/>
               <w:rPr>
                 <w:lang w:val="it-IT"/>
@@ -7607,19 +7576,18 @@
         </w:tc>
         <w:tc>
           <w:tcPr>
-            <w:tcW w:w="1623" w:type="dxa"/>
+            <w:tcW w:w="1624" w:type="dxa"/>
             <w:tcBorders/>
           </w:tcPr>
           <w:p>
             <w:pPr>
-              <w:pStyle w:val="TextBody"/>
+              <w:pStyle w:val="BodyText"/>
               <w:widowControl w:val="false"/>
               <w:suppressAutoHyphens w:val="true"/>
               <w:spacing w:before="74" w:after="0"/>
-              <w:ind w:left="0" w:hanging="0"/>
+              <w:ind w:hanging="0" w:left="0"/>
               <w:jc w:val="center"/>
               <w:rPr>
-                <w:b/>
                 <w:b/>
                 <w:bCs/>
                 <w:sz w:val="22"/>
@@ -7648,14 +7616,13 @@
           </w:tcPr>
           <w:p>
             <w:pPr>
-              <w:pStyle w:val="TextBody"/>
+              <w:pStyle w:val="BodyText"/>
               <w:widowControl w:val="false"/>
               <w:suppressAutoHyphens w:val="true"/>
               <w:spacing w:before="74" w:after="0"/>
-              <w:ind w:left="0" w:hanging="0"/>
+              <w:ind w:hanging="0" w:left="0"/>
               <w:jc w:val="center"/>
               <w:rPr>
-                <w:b/>
                 <w:b/>
                 <w:bCs/>
                 <w:sz w:val="22"/>
@@ -7684,14 +7651,13 @@
           </w:tcPr>
           <w:p>
             <w:pPr>
-              <w:pStyle w:val="TextBody"/>
+              <w:pStyle w:val="BodyText"/>
               <w:widowControl w:val="false"/>
               <w:suppressAutoHyphens w:val="true"/>
               <w:spacing w:before="74" w:after="0"/>
-              <w:ind w:left="0" w:hanging="0"/>
+              <w:ind w:hanging="0" w:left="0"/>
               <w:jc w:val="center"/>
               <w:rPr>
-                <w:b/>
                 <w:b/>
                 <w:bCs/>
                 <w:sz w:val="22"/>
@@ -7743,12 +7709,14 @@
         <w:jc w:val="center"/>
         <w:rPr>
           <w:b w:val="false"/>
+          <w:bCs w:val="false"/>
+        </w:rPr>
+      </w:pPr>
+      <w:r>
+        <w:rPr>
           <w:b w:val="false"/>
           <w:bCs w:val="false"/>
         </w:rPr>
-      </w:pPr>
-      <w:r>
-        <w:rPr/>
       </w:r>
     </w:p>
     <w:p>
@@ -7758,7 +7726,6 @@
         <w:jc w:val="center"/>
         <w:rPr>
           <w:b w:val="false"/>
-          <w:b w:val="false"/>
           <w:bCs w:val="false"/>
         </w:rPr>
       </w:pPr>
@@ -7819,7 +7786,6 @@
         <w:rPr>
           <w:rFonts w:ascii="Arial" w:hAnsi="Arial" w:eastAsia="Arial" w:cs="Arial"/>
           <w:b/>
-          <w:b/>
           <w:bCs/>
           <w:sz w:val="25"/>
           <w:szCs w:val="25"/>
@@ -7837,9 +7803,9 @@
     </w:p>
     <w:p>
       <w:pPr>
-        <w:pStyle w:val="TextBody"/>
+        <w:pStyle w:val="BodyText"/>
         <w:spacing w:lineRule="auto" w:line="271"/>
-        <w:ind w:left="0" w:right="98" w:hanging="0"/>
+        <w:ind w:hanging="0" w:left="0" w:right="98"/>
         <w:jc w:val="both"/>
         <w:rPr>
           <w:lang w:val="it-IT"/>
@@ -8644,9 +8610,9 @@
     </w:p>
     <w:p>
       <w:pPr>
-        <w:pStyle w:val="TextBody"/>
+        <w:pStyle w:val="BodyText"/>
         <w:spacing w:lineRule="auto" w:line="271"/>
-        <w:ind w:left="0" w:right="98" w:hanging="0"/>
+        <w:ind w:hanging="0" w:left="0" w:right="98"/>
         <w:jc w:val="both"/>
         <w:rPr>
           <w:lang w:val="it-IT"/>
@@ -9367,9 +9333,9 @@
     </w:p>
     <w:p>
       <w:pPr>
-        <w:pStyle w:val="TextBody"/>
+        <w:pStyle w:val="BodyText"/>
         <w:spacing w:lineRule="auto" w:line="271"/>
-        <w:ind w:left="0" w:right="99" w:hanging="0"/>
+        <w:ind w:hanging="0" w:left="0" w:right="99"/>
         <w:jc w:val="both"/>
         <w:rPr>
           <w:lang w:val="it-IT"/>
@@ -10130,10 +10096,9 @@
     <w:p>
       <w:pPr>
         <w:pStyle w:val="Heading3"/>
-        <w:ind w:left="0" w:hanging="0"/>
+        <w:ind w:hanging="0" w:left="0"/>
         <w:jc w:val="both"/>
         <w:rPr>
-          <w:b w:val="false"/>
           <w:b w:val="false"/>
           <w:bCs w:val="false"/>
           <w:lang w:val="it-IT"/>
@@ -10196,10 +10161,9 @@
     <w:p>
       <w:pPr>
         <w:pStyle w:val="Heading3"/>
-        <w:ind w:left="0" w:hanging="0"/>
+        <w:ind w:hanging="0" w:left="0"/>
         <w:jc w:val="both"/>
         <w:rPr>
-          <w:b w:val="false"/>
           <w:b w:val="false"/>
           <w:bCs w:val="false"/>
           <w:lang w:val="it-IT"/>
@@ -10216,10 +10180,9 @@
     <w:p>
       <w:pPr>
         <w:pStyle w:val="Heading3"/>
-        <w:ind w:left="0" w:hanging="0"/>
+        <w:ind w:hanging="0" w:left="0"/>
         <w:jc w:val="both"/>
         <w:rPr>
-          <w:b w:val="false"/>
           <w:b w:val="false"/>
           <w:bCs w:val="false"/>
           <w:lang w:val="it-IT"/>
@@ -10270,17 +10233,16 @@
           </w:tcPr>
           <w:p>
             <w:pPr>
-              <w:pStyle w:val="TextBody"/>
+              <w:pStyle w:val="BodyText"/>
               <w:widowControl w:val="false"/>
               <w:suppressAutoHyphens w:val="true"/>
               <w:spacing w:before="74" w:after="0"/>
-              <w:ind w:left="0" w:hanging="0"/>
+              <w:ind w:hanging="0" w:left="0"/>
               <w:jc w:val="center"/>
               <w:rPr>
-                <w:b/>
                 <w:b/>
                 <w:bCs/>
-                <w:color w:val="FFFFFF" w:themeColor="background1"/>
+                <w:color w:themeColor="background1" w:val="FFFFFF"/>
                 <w:sz w:val="24"/>
                 <w:szCs w:val="24"/>
                 <w:lang w:val="it-IT"/>
@@ -10291,7 +10253,7 @@
                 <w:rFonts w:cs=""/>
                 <w:b/>
                 <w:bCs/>
-                <w:color w:val="FFFFFF" w:themeColor="background1"/>
+                <w:color w:themeColor="background1" w:val="FFFFFF"/>
                 <w:kern w:val="0"/>
                 <w:sz w:val="24"/>
                 <w:szCs w:val="24"/>
@@ -10310,17 +10272,16 @@
           </w:tcPr>
           <w:p>
             <w:pPr>
-              <w:pStyle w:val="TextBody"/>
+              <w:pStyle w:val="BodyText"/>
               <w:widowControl w:val="false"/>
               <w:suppressAutoHyphens w:val="true"/>
               <w:spacing w:before="74" w:after="0"/>
-              <w:ind w:left="0" w:hanging="0"/>
+              <w:ind w:hanging="0" w:left="0"/>
               <w:jc w:val="center"/>
               <w:rPr>
-                <w:b/>
                 <w:b/>
                 <w:bCs/>
-                <w:color w:val="FFFFFF" w:themeColor="background1"/>
+                <w:color w:themeColor="background1" w:val="FFFFFF"/>
                 <w:sz w:val="24"/>
                 <w:szCs w:val="24"/>
                 <w:lang w:val="it-IT"/>
@@ -10331,7 +10292,7 @@
                 <w:rFonts w:cs=""/>
                 <w:b/>
                 <w:bCs/>
-                <w:color w:val="FFFFFF" w:themeColor="background1"/>
+                <w:color w:themeColor="background1" w:val="FFFFFF"/>
                 <w:kern w:val="0"/>
                 <w:sz w:val="24"/>
                 <w:szCs w:val="24"/>
@@ -10349,17 +10310,16 @@
           </w:tcPr>
           <w:p>
             <w:pPr>
-              <w:pStyle w:val="TextBody"/>
+              <w:pStyle w:val="BodyText"/>
               <w:widowControl w:val="false"/>
               <w:suppressAutoHyphens w:val="true"/>
               <w:spacing w:before="74" w:after="0"/>
-              <w:ind w:left="0" w:hanging="0"/>
+              <w:ind w:hanging="0" w:left="0"/>
               <w:jc w:val="center"/>
               <w:rPr>
-                <w:b/>
                 <w:b/>
                 <w:bCs/>
-                <w:color w:val="FFFFFF" w:themeColor="background1"/>
+                <w:color w:themeColor="background1" w:val="FFFFFF"/>
                 <w:sz w:val="24"/>
                 <w:szCs w:val="24"/>
                 <w:lang w:val="it-IT"/>
@@ -10370,7 +10330,7 @@
                 <w:rFonts w:cs=""/>
                 <w:b/>
                 <w:bCs/>
-                <w:color w:val="FFFFFF" w:themeColor="background1"/>
+                <w:color w:themeColor="background1" w:val="FFFFFF"/>
                 <w:kern w:val="0"/>
                 <w:sz w:val="24"/>
                 <w:szCs w:val="24"/>
@@ -10392,11 +10352,11 @@
           </w:tcPr>
           <w:p>
             <w:pPr>
-              <w:pStyle w:val="TextBody"/>
+              <w:pStyle w:val="BodyText"/>
               <w:widowControl w:val="false"/>
               <w:suppressAutoHyphens w:val="true"/>
               <w:spacing w:before="74" w:after="0"/>
-              <w:ind w:left="0" w:hanging="0"/>
+              <w:ind w:hanging="0" w:left="0"/>
               <w:jc w:val="center"/>
               <w:rPr>
                 <w:lang w:val="it-IT"/>
@@ -10416,14 +10376,13 @@
           </w:tcPr>
           <w:p>
             <w:pPr>
-              <w:pStyle w:val="TextBody"/>
+              <w:pStyle w:val="BodyText"/>
               <w:widowControl w:val="false"/>
               <w:suppressAutoHyphens w:val="true"/>
               <w:spacing w:before="74" w:after="0"/>
-              <w:ind w:left="0" w:hanging="0"/>
+              <w:ind w:hanging="0" w:left="0"/>
               <w:jc w:val="center"/>
               <w:rPr>
-                <w:b/>
                 <w:b/>
                 <w:bCs/>
                 <w:sz w:val="22"/>
@@ -10452,14 +10411,13 @@
           </w:tcPr>
           <w:p>
             <w:pPr>
-              <w:pStyle w:val="TextBody"/>
+              <w:pStyle w:val="BodyText"/>
               <w:widowControl w:val="false"/>
               <w:suppressAutoHyphens w:val="true"/>
               <w:spacing w:before="74" w:after="0"/>
-              <w:ind w:left="0" w:hanging="0"/>
+              <w:ind w:hanging="0" w:left="0"/>
               <w:jc w:val="center"/>
               <w:rPr>
-                <w:b/>
                 <w:b/>
                 <w:bCs/>
                 <w:sz w:val="22"/>
@@ -10488,14 +10446,13 @@
           </w:tcPr>
           <w:p>
             <w:pPr>
-              <w:pStyle w:val="TextBody"/>
+              <w:pStyle w:val="BodyText"/>
               <w:widowControl w:val="false"/>
               <w:suppressAutoHyphens w:val="true"/>
               <w:spacing w:before="74" w:after="0"/>
-              <w:ind w:left="0" w:hanging="0"/>
+              <w:ind w:hanging="0" w:left="0"/>
               <w:jc w:val="center"/>
               <w:rPr>
-                <w:b/>
                 <w:b/>
                 <w:bCs/>
                 <w:sz w:val="22"/>
@@ -10524,11 +10481,11 @@
           </w:tcPr>
           <w:p>
             <w:pPr>
-              <w:pStyle w:val="TextBody"/>
+              <w:pStyle w:val="BodyText"/>
               <w:widowControl w:val="false"/>
               <w:suppressAutoHyphens w:val="true"/>
               <w:spacing w:before="74" w:after="0"/>
-              <w:ind w:left="0" w:hanging="0"/>
+              <w:ind w:hanging="0" w:left="0"/>
               <w:jc w:val="center"/>
               <w:rPr>
                 <w:lang w:val="it-IT"/>
@@ -10577,11 +10534,11 @@
         <w:tblLook w:val="04a0" w:noHBand="0" w:noVBand="1" w:firstColumn="1" w:lastRow="0" w:lastColumn="0" w:firstRow="1"/>
       </w:tblPr>
       <w:tblGrid>
-        <w:gridCol w:w="1795"/>
+        <w:gridCol w:w="1794"/>
         <w:gridCol w:w="2427"/>
-        <w:gridCol w:w="2351"/>
-        <w:gridCol w:w="1345"/>
-        <w:gridCol w:w="2432"/>
+        <w:gridCol w:w="2352"/>
+        <w:gridCol w:w="1344"/>
+        <w:gridCol w:w="2433"/>
       </w:tblGrid>
       <w:tr>
         <w:trPr>
@@ -10589,23 +10546,22 @@
         </w:trPr>
         <w:tc>
           <w:tcPr>
-            <w:tcW w:w="1795" w:type="dxa"/>
+            <w:tcW w:w="1794" w:type="dxa"/>
             <w:tcBorders/>
             <w:shd w:color="auto" w:fill="808080" w:themeFill="background1" w:themeFillShade="80" w:val="clear"/>
           </w:tcPr>
           <w:p>
             <w:pPr>
-              <w:pStyle w:val="TextBody"/>
+              <w:pStyle w:val="BodyText"/>
               <w:widowControl w:val="false"/>
               <w:suppressAutoHyphens w:val="true"/>
               <w:spacing w:before="74" w:after="0"/>
-              <w:ind w:left="0" w:hanging="0"/>
+              <w:ind w:hanging="0" w:left="0"/>
               <w:jc w:val="center"/>
               <w:rPr>
-                <w:b/>
                 <w:b/>
                 <w:bCs/>
-                <w:color w:val="FFFFFF" w:themeColor="background1"/>
+                <w:color w:themeColor="background1" w:val="FFFFFF"/>
                 <w:sz w:val="24"/>
                 <w:szCs w:val="24"/>
                 <w:lang w:val="it-IT"/>
@@ -10616,7 +10572,7 @@
                 <w:rFonts w:cs=""/>
                 <w:b/>
                 <w:bCs/>
-                <w:color w:val="FFFFFF" w:themeColor="background1"/>
+                <w:color w:themeColor="background1" w:val="FFFFFF"/>
                 <w:kern w:val="0"/>
                 <w:sz w:val="24"/>
                 <w:szCs w:val="24"/>
@@ -10635,17 +10591,16 @@
           </w:tcPr>
           <w:p>
             <w:pPr>
-              <w:pStyle w:val="TextBody"/>
+              <w:pStyle w:val="BodyText"/>
               <w:widowControl w:val="false"/>
               <w:suppressAutoHyphens w:val="true"/>
               <w:spacing w:before="74" w:after="0"/>
-              <w:ind w:left="0" w:hanging="0"/>
+              <w:ind w:hanging="0" w:left="0"/>
               <w:jc w:val="center"/>
               <w:rPr>
-                <w:b/>
                 <w:b/>
                 <w:bCs/>
-                <w:color w:val="FFFFFF" w:themeColor="background1"/>
+                <w:color w:themeColor="background1" w:val="FFFFFF"/>
                 <w:sz w:val="24"/>
                 <w:szCs w:val="24"/>
                 <w:lang w:val="it-IT"/>
@@ -10656,7 +10611,7 @@
                 <w:rFonts w:cs=""/>
                 <w:b/>
                 <w:bCs/>
-                <w:color w:val="FFFFFF" w:themeColor="background1"/>
+                <w:color w:themeColor="background1" w:val="FFFFFF"/>
                 <w:kern w:val="0"/>
                 <w:sz w:val="24"/>
                 <w:szCs w:val="24"/>
@@ -10668,23 +10623,22 @@
         </w:tc>
         <w:tc>
           <w:tcPr>
-            <w:tcW w:w="2432" w:type="dxa"/>
+            <w:tcW w:w="2433" w:type="dxa"/>
             <w:tcBorders/>
             <w:shd w:color="auto" w:fill="808080" w:themeFill="background1" w:themeFillShade="80" w:val="clear"/>
           </w:tcPr>
           <w:p>
             <w:pPr>
-              <w:pStyle w:val="TextBody"/>
+              <w:pStyle w:val="BodyText"/>
               <w:widowControl w:val="false"/>
               <w:suppressAutoHyphens w:val="true"/>
               <w:spacing w:before="74" w:after="0"/>
-              <w:ind w:left="0" w:hanging="0"/>
+              <w:ind w:hanging="0" w:left="0"/>
               <w:jc w:val="center"/>
               <w:rPr>
-                <w:b/>
                 <w:b/>
                 <w:bCs/>
-                <w:color w:val="FFFFFF" w:themeColor="background1"/>
+                <w:color w:themeColor="background1" w:val="FFFFFF"/>
                 <w:sz w:val="24"/>
                 <w:szCs w:val="24"/>
                 <w:lang w:val="it-IT"/>
@@ -10695,7 +10649,7 @@
                 <w:rFonts w:cs=""/>
                 <w:b/>
                 <w:bCs/>
-                <w:color w:val="FFFFFF" w:themeColor="background1"/>
+                <w:color w:themeColor="background1" w:val="FFFFFF"/>
                 <w:kern w:val="0"/>
                 <w:sz w:val="24"/>
                 <w:szCs w:val="24"/>
@@ -10712,16 +10666,16 @@
         </w:trPr>
         <w:tc>
           <w:tcPr>
-            <w:tcW w:w="1795" w:type="dxa"/>
+            <w:tcW w:w="1794" w:type="dxa"/>
             <w:tcBorders/>
           </w:tcPr>
           <w:p>
             <w:pPr>
-              <w:pStyle w:val="TextBody"/>
+              <w:pStyle w:val="BodyText"/>
               <w:widowControl w:val="false"/>
               <w:suppressAutoHyphens w:val="true"/>
               <w:spacing w:before="74" w:after="0"/>
-              <w:ind w:left="0" w:hanging="0"/>
+              <w:ind w:hanging="0" w:left="0"/>
               <w:jc w:val="center"/>
               <w:rPr>
                 <w:lang w:val="it-IT"/>
@@ -10741,15 +10695,14 @@
           </w:tcPr>
           <w:p>
             <w:pPr>
-              <w:pStyle w:val="TextBody"/>
+              <w:pStyle w:val="BodyText"/>
               <w:widowControl w:val="false"/>
               <w:suppressAutoHyphens w:val="true"/>
               <w:spacing w:before="74" w:after="0"/>
-              <w:ind w:left="0" w:hanging="0"/>
+              <w:ind w:hanging="0" w:left="0"/>
               <w:jc w:val="center"/>
               <w:rPr>
                 <w:rFonts w:ascii="Arial" w:hAnsi="Arial" w:eastAsia="Arial" w:cs="" w:cstheme="minorBidi"/>
-                <w:b/>
                 <w:b/>
                 <w:bCs/>
                 <w:color w:val="auto"/>
@@ -10776,20 +10729,19 @@
         </w:tc>
         <w:tc>
           <w:tcPr>
-            <w:tcW w:w="2351" w:type="dxa"/>
+            <w:tcW w:w="2352" w:type="dxa"/>
             <w:tcBorders/>
           </w:tcPr>
           <w:p>
             <w:pPr>
-              <w:pStyle w:val="TextBody"/>
+              <w:pStyle w:val="BodyText"/>
               <w:widowControl w:val="false"/>
               <w:suppressAutoHyphens w:val="true"/>
               <w:spacing w:before="74" w:after="0"/>
-              <w:ind w:left="0" w:hanging="0"/>
+              <w:ind w:hanging="0" w:left="0"/>
               <w:jc w:val="center"/>
               <w:rPr>
                 <w:rFonts w:ascii="Arial" w:hAnsi="Arial" w:eastAsia="Arial" w:cs="" w:cstheme="minorBidi"/>
-                <w:b/>
                 <w:b/>
                 <w:bCs/>
                 <w:color w:val="auto"/>
@@ -10816,19 +10768,18 @@
         </w:tc>
         <w:tc>
           <w:tcPr>
-            <w:tcW w:w="1345" w:type="dxa"/>
+            <w:tcW w:w="1344" w:type="dxa"/>
             <w:tcBorders/>
           </w:tcPr>
           <w:p>
             <w:pPr>
-              <w:pStyle w:val="TextBody"/>
+              <w:pStyle w:val="BodyText"/>
               <w:widowControl w:val="false"/>
               <w:suppressAutoHyphens w:val="true"/>
               <w:spacing w:before="74" w:after="0"/>
-              <w:ind w:left="0" w:hanging="0"/>
+              <w:ind w:hanging="0" w:left="0"/>
               <w:jc w:val="center"/>
               <w:rPr>
-                <w:b/>
                 <w:b/>
                 <w:bCs/>
                 <w:sz w:val="22"/>
@@ -10852,16 +10803,16 @@
         </w:tc>
         <w:tc>
           <w:tcPr>
-            <w:tcW w:w="2432" w:type="dxa"/>
+            <w:tcW w:w="2433" w:type="dxa"/>
             <w:tcBorders/>
           </w:tcPr>
           <w:p>
             <w:pPr>
-              <w:pStyle w:val="TextBody"/>
+              <w:pStyle w:val="BodyText"/>
               <w:widowControl w:val="false"/>
               <w:suppressAutoHyphens w:val="true"/>
               <w:spacing w:before="74" w:after="0"/>
-              <w:ind w:left="0" w:hanging="0"/>
+              <w:ind w:hanging="0" w:left="0"/>
               <w:jc w:val="center"/>
               <w:rPr>
                 <w:lang w:val="it-IT"/>
@@ -10880,11 +10831,10 @@
       <w:pPr>
         <w:pStyle w:val="Normal"/>
         <w:spacing w:before="11" w:after="0"/>
-        <w:ind w:left="0" w:hanging="0"/>
+        <w:ind w:hanging="0" w:left="0"/>
         <w:jc w:val="both"/>
         <w:rPr>
           <w:rFonts w:ascii="Arial" w:hAnsi="Arial" w:eastAsia="Arial" w:cs="Arial"/>
-          <w:b w:val="false"/>
           <w:b w:val="false"/>
           <w:bCs w:val="false"/>
           <w:sz w:val="19"/>
@@ -10910,11 +10860,10 @@
       <w:pPr>
         <w:pStyle w:val="Normal"/>
         <w:spacing w:lineRule="auto" w:line="276" w:before="0" w:after="0"/>
-        <w:ind w:left="108" w:right="-30" w:hanging="0"/>
+        <w:ind w:hanging="0" w:left="108" w:right="-30"/>
         <w:jc w:val="center"/>
         <w:rPr>
           <w:rFonts w:ascii="Arial" w:hAnsi="Arial"/>
-          <w:b/>
           <w:b/>
           <w:color w:val="E32C56"/>
           <w:spacing w:val="-1"/>
@@ -10923,18 +10872,24 @@
         </w:rPr>
       </w:pPr>
       <w:r>
-        <w:rPr/>
+        <w:rPr>
+          <w:rFonts w:ascii="Arial" w:hAnsi="Arial"/>
+          <w:b/>
+          <w:color w:val="E32C56"/>
+          <w:spacing w:val="-1"/>
+          <w:sz w:val="24"/>
+          <w:lang w:val="it-IT"/>
+        </w:rPr>
       </w:r>
     </w:p>
     <w:p>
       <w:pPr>
         <w:pStyle w:val="Normal"/>
         <w:spacing w:lineRule="auto" w:line="276" w:before="0" w:after="0"/>
-        <w:ind w:left="108" w:right="-30" w:hanging="0"/>
+        <w:ind w:hanging="0" w:left="108" w:right="-30"/>
         <w:jc w:val="center"/>
         <w:rPr>
           <w:rFonts w:ascii="Arial" w:hAnsi="Arial"/>
-          <w:b/>
           <w:b/>
           <w:color w:val="E32C56"/>
           <w:spacing w:val="-1"/>
@@ -11036,7 +10991,7 @@
       <w:pPr>
         <w:pStyle w:val="Normal"/>
         <w:spacing w:lineRule="auto" w:line="276" w:before="69" w:after="0"/>
-        <w:ind w:left="2514" w:right="2432" w:hanging="142"/>
+        <w:ind w:hanging="142" w:left="2514" w:right="2432"/>
         <w:rPr>
           <w:rFonts w:ascii="Arial" w:hAnsi="Arial" w:eastAsia="Arial" w:cs="Arial"/>
           <w:sz w:val="24"/>
@@ -11055,9 +11010,9 @@
     </w:p>
     <w:p>
       <w:pPr>
-        <w:pStyle w:val="TextBody"/>
+        <w:pStyle w:val="BodyText"/>
         <w:spacing w:before="2" w:after="0"/>
-        <w:ind w:left="0" w:hanging="0"/>
+        <w:ind w:hanging="0" w:left="0"/>
         <w:jc w:val="both"/>
         <w:rPr>
           <w:lang w:val="it-IT"/>
@@ -11269,9 +11224,9 @@
     </w:p>
     <w:p>
       <w:pPr>
-        <w:pStyle w:val="TextBody"/>
+        <w:pStyle w:val="BodyText"/>
         <w:spacing w:lineRule="auto" w:line="271"/>
-        <w:ind w:left="0" w:right="99" w:hanging="0"/>
+        <w:ind w:hanging="0" w:left="0" w:right="99"/>
         <w:jc w:val="both"/>
         <w:rPr>
           <w:lang w:val="it-IT"/>
@@ -12602,10 +12557,9 @@
     <w:p>
       <w:pPr>
         <w:pStyle w:val="Heading3"/>
-        <w:ind w:left="0" w:hanging="0"/>
+        <w:ind w:hanging="0" w:left="0"/>
         <w:jc w:val="both"/>
         <w:rPr>
-          <w:b w:val="false"/>
           <w:b w:val="false"/>
           <w:bCs w:val="false"/>
           <w:lang w:val="it-IT"/>
@@ -12700,8 +12654,8 @@
         <w:tblLook w:val="04a0" w:noHBand="0" w:noVBand="1" w:firstColumn="1" w:lastRow="0" w:lastColumn="0" w:firstRow="1"/>
       </w:tblPr>
       <w:tblGrid>
-        <w:gridCol w:w="2424"/>
-        <w:gridCol w:w="1359"/>
+        <w:gridCol w:w="2423"/>
+        <w:gridCol w:w="1360"/>
         <w:gridCol w:w="2176"/>
         <w:gridCol w:w="1350"/>
         <w:gridCol w:w="3093"/>
@@ -12712,23 +12666,22 @@
         </w:trPr>
         <w:tc>
           <w:tcPr>
-            <w:tcW w:w="2424" w:type="dxa"/>
+            <w:tcW w:w="2423" w:type="dxa"/>
             <w:tcBorders/>
             <w:shd w:color="auto" w:fill="808080" w:themeFill="background1" w:themeFillShade="80" w:val="clear"/>
           </w:tcPr>
           <w:p>
             <w:pPr>
-              <w:pStyle w:val="TextBody"/>
+              <w:pStyle w:val="BodyText"/>
               <w:widowControl w:val="false"/>
               <w:suppressAutoHyphens w:val="true"/>
               <w:spacing w:before="74" w:after="0"/>
-              <w:ind w:left="0" w:hanging="0"/>
+              <w:ind w:hanging="0" w:left="0"/>
               <w:jc w:val="center"/>
               <w:rPr>
-                <w:b/>
                 <w:b/>
                 <w:bCs/>
-                <w:color w:val="FFFFFF" w:themeColor="background1"/>
+                <w:color w:themeColor="background1" w:val="FFFFFF"/>
                 <w:sz w:val="24"/>
                 <w:szCs w:val="24"/>
                 <w:lang w:val="it-IT"/>
@@ -12739,7 +12692,7 @@
                 <w:rFonts w:cs=""/>
                 <w:b/>
                 <w:bCs/>
-                <w:color w:val="FFFFFF" w:themeColor="background1"/>
+                <w:color w:themeColor="background1" w:val="FFFFFF"/>
                 <w:kern w:val="0"/>
                 <w:sz w:val="24"/>
                 <w:szCs w:val="24"/>
@@ -12751,24 +12704,23 @@
         </w:tc>
         <w:tc>
           <w:tcPr>
-            <w:tcW w:w="4885" w:type="dxa"/>
+            <w:tcW w:w="4886" w:type="dxa"/>
             <w:gridSpan w:val="3"/>
             <w:tcBorders/>
             <w:shd w:color="auto" w:fill="808080" w:themeFill="background1" w:themeFillShade="80" w:val="clear"/>
           </w:tcPr>
           <w:p>
             <w:pPr>
-              <w:pStyle w:val="TextBody"/>
+              <w:pStyle w:val="BodyText"/>
               <w:widowControl w:val="false"/>
               <w:suppressAutoHyphens w:val="true"/>
               <w:spacing w:before="74" w:after="0"/>
-              <w:ind w:left="0" w:hanging="0"/>
+              <w:ind w:hanging="0" w:left="0"/>
               <w:jc w:val="center"/>
               <w:rPr>
-                <w:b/>
                 <w:b/>
                 <w:bCs/>
-                <w:color w:val="FFFFFF" w:themeColor="background1"/>
+                <w:color w:themeColor="background1" w:val="FFFFFF"/>
                 <w:sz w:val="24"/>
                 <w:szCs w:val="24"/>
                 <w:lang w:val="it-IT"/>
@@ -12779,7 +12731,7 @@
                 <w:rFonts w:cs=""/>
                 <w:b/>
                 <w:bCs/>
-                <w:color w:val="FFFFFF" w:themeColor="background1"/>
+                <w:color w:themeColor="background1" w:val="FFFFFF"/>
                 <w:kern w:val="0"/>
                 <w:sz w:val="24"/>
                 <w:szCs w:val="24"/>
@@ -12797,17 +12749,16 @@
           </w:tcPr>
           <w:p>
             <w:pPr>
-              <w:pStyle w:val="TextBody"/>
+              <w:pStyle w:val="BodyText"/>
               <w:widowControl w:val="false"/>
               <w:suppressAutoHyphens w:val="true"/>
               <w:spacing w:before="74" w:after="0"/>
-              <w:ind w:left="0" w:hanging="0"/>
+              <w:ind w:hanging="0" w:left="0"/>
               <w:jc w:val="center"/>
               <w:rPr>
-                <w:b/>
                 <w:b/>
                 <w:bCs/>
-                <w:color w:val="FFFFFF" w:themeColor="background1"/>
+                <w:color w:themeColor="background1" w:val="FFFFFF"/>
                 <w:sz w:val="24"/>
                 <w:szCs w:val="24"/>
                 <w:lang w:val="it-IT"/>
@@ -12818,7 +12769,7 @@
                 <w:rFonts w:cs=""/>
                 <w:b/>
                 <w:bCs/>
-                <w:color w:val="FFFFFF" w:themeColor="background1"/>
+                <w:color w:themeColor="background1" w:val="FFFFFF"/>
                 <w:kern w:val="0"/>
                 <w:sz w:val="24"/>
                 <w:szCs w:val="24"/>
@@ -12835,16 +12786,16 @@
         </w:trPr>
         <w:tc>
           <w:tcPr>
-            <w:tcW w:w="2424" w:type="dxa"/>
+            <w:tcW w:w="2423" w:type="dxa"/>
             <w:tcBorders/>
           </w:tcPr>
           <w:p>
             <w:pPr>
-              <w:pStyle w:val="TextBody"/>
+              <w:pStyle w:val="BodyText"/>
               <w:widowControl w:val="false"/>
               <w:suppressAutoHyphens w:val="true"/>
               <w:spacing w:before="74" w:after="0"/>
-              <w:ind w:left="0" w:hanging="0"/>
+              <w:ind w:hanging="0" w:left="0"/>
               <w:jc w:val="center"/>
               <w:rPr>
                 <w:lang w:val="it-IT"/>
@@ -12859,19 +12810,18 @@
         </w:tc>
         <w:tc>
           <w:tcPr>
-            <w:tcW w:w="1359" w:type="dxa"/>
+            <w:tcW w:w="1360" w:type="dxa"/>
             <w:tcBorders/>
           </w:tcPr>
           <w:p>
             <w:pPr>
-              <w:pStyle w:val="TextBody"/>
+              <w:pStyle w:val="BodyText"/>
               <w:widowControl w:val="false"/>
               <w:suppressAutoHyphens w:val="true"/>
               <w:spacing w:before="74" w:after="0"/>
-              <w:ind w:left="0" w:hanging="0"/>
+              <w:ind w:hanging="0" w:left="0"/>
               <w:jc w:val="center"/>
               <w:rPr>
-                <w:b/>
                 <w:b/>
                 <w:bCs/>
                 <w:sz w:val="22"/>
@@ -12900,14 +12850,13 @@
           </w:tcPr>
           <w:p>
             <w:pPr>
-              <w:pStyle w:val="TextBody"/>
+              <w:pStyle w:val="BodyText"/>
               <w:widowControl w:val="false"/>
               <w:suppressAutoHyphens w:val="true"/>
               <w:spacing w:before="74" w:after="0"/>
-              <w:ind w:left="0" w:hanging="0"/>
+              <w:ind w:hanging="0" w:left="0"/>
               <w:jc w:val="center"/>
               <w:rPr>
-                <w:b/>
                 <w:b/>
                 <w:bCs/>
                 <w:sz w:val="22"/>
@@ -12936,14 +12885,13 @@
           </w:tcPr>
           <w:p>
             <w:pPr>
-              <w:pStyle w:val="TextBody"/>
+              <w:pStyle w:val="BodyText"/>
               <w:widowControl w:val="false"/>
               <w:suppressAutoHyphens w:val="true"/>
               <w:spacing w:before="74" w:after="0"/>
-              <w:ind w:left="0" w:hanging="0"/>
+              <w:ind w:hanging="0" w:left="0"/>
               <w:jc w:val="center"/>
               <w:rPr>
-                <w:b/>
                 <w:b/>
                 <w:bCs/>
                 <w:sz w:val="22"/>
@@ -12972,11 +12920,11 @@
           </w:tcPr>
           <w:p>
             <w:pPr>
-              <w:pStyle w:val="TextBody"/>
+              <w:pStyle w:val="BodyText"/>
               <w:widowControl w:val="false"/>
               <w:suppressAutoHyphens w:val="true"/>
               <w:spacing w:before="74" w:after="0"/>
-              <w:ind w:left="0" w:hanging="0"/>
+              <w:ind w:hanging="0" w:left="0"/>
               <w:jc w:val="center"/>
               <w:rPr>
                 <w:lang w:val="it-IT"/>
@@ -13001,7 +12949,6 @@
         <w:rPr>
           <w:rFonts w:ascii="Arial" w:hAnsi="Arial" w:eastAsia="Arial" w:cs="Arial"/>
           <w:b/>
-          <w:b/>
           <w:bCs/>
           <w:sz w:val="21"/>
           <w:szCs w:val="21"/>
@@ -13023,7 +12970,6 @@
         <w:spacing w:before="10" w:after="0"/>
         <w:rPr>
           <w:rFonts w:ascii="Arial" w:hAnsi="Arial" w:eastAsia="Arial" w:cs="Arial"/>
-          <w:b/>
           <w:b/>
           <w:bCs/>
           <w:sz w:val="21"/>
@@ -13056,11 +13002,11 @@
         <w:tblLook w:val="04a0" w:noHBand="0" w:noVBand="1" w:firstColumn="1" w:lastRow="0" w:lastColumn="0" w:firstRow="1"/>
       </w:tblPr>
       <w:tblGrid>
-        <w:gridCol w:w="1619"/>
-        <w:gridCol w:w="2324"/>
-        <w:gridCol w:w="1619"/>
+        <w:gridCol w:w="1618"/>
+        <w:gridCol w:w="2325"/>
+        <w:gridCol w:w="1618"/>
         <w:gridCol w:w="2353"/>
-        <w:gridCol w:w="2427"/>
+        <w:gridCol w:w="2428"/>
       </w:tblGrid>
       <w:tr>
         <w:trPr>
@@ -13068,7 +13014,7 @@
         </w:trPr>
         <w:tc>
           <w:tcPr>
-            <w:tcW w:w="1619" w:type="dxa"/>
+            <w:tcW w:w="1618" w:type="dxa"/>
             <w:tcBorders>
               <w:right w:val="nil"/>
             </w:tcBorders>
@@ -13076,17 +13022,16 @@
           </w:tcPr>
           <w:p>
             <w:pPr>
-              <w:pStyle w:val="TextBody"/>
+              <w:pStyle w:val="BodyText"/>
               <w:widowControl w:val="false"/>
               <w:suppressAutoHyphens w:val="true"/>
               <w:spacing w:before="74" w:after="0"/>
-              <w:ind w:left="0" w:hanging="0"/>
+              <w:ind w:hanging="0" w:left="0"/>
               <w:jc w:val="center"/>
               <w:rPr>
-                <w:b/>
                 <w:b/>
                 <w:bCs/>
-                <w:color w:val="FFFFFF" w:themeColor="background1"/>
+                <w:color w:themeColor="background1" w:val="FFFFFF"/>
                 <w:sz w:val="24"/>
                 <w:szCs w:val="24"/>
                 <w:lang w:val="it-IT"/>
@@ -13097,7 +13042,7 @@
                 <w:rFonts w:cs=""/>
                 <w:b/>
                 <w:bCs/>
-                <w:color w:val="FFFFFF" w:themeColor="background1"/>
+                <w:color w:themeColor="background1" w:val="FFFFFF"/>
                 <w:kern w:val="0"/>
                 <w:sz w:val="24"/>
                 <w:szCs w:val="24"/>
@@ -13109,23 +13054,22 @@
         </w:tc>
         <w:tc>
           <w:tcPr>
-            <w:tcW w:w="2324" w:type="dxa"/>
+            <w:tcW w:w="2325" w:type="dxa"/>
             <w:tcBorders/>
             <w:shd w:color="auto" w:fill="808080" w:themeFill="background1" w:themeFillShade="80" w:val="clear"/>
           </w:tcPr>
           <w:p>
             <w:pPr>
-              <w:pStyle w:val="TextBody"/>
+              <w:pStyle w:val="BodyText"/>
               <w:widowControl w:val="false"/>
               <w:suppressAutoHyphens w:val="true"/>
               <w:spacing w:before="74" w:after="0"/>
-              <w:ind w:left="0" w:hanging="0"/>
+              <w:ind w:hanging="0" w:left="0"/>
               <w:jc w:val="center"/>
               <w:rPr>
-                <w:b/>
                 <w:b/>
                 <w:bCs/>
-                <w:color w:val="FFFFFF" w:themeColor="background1"/>
+                <w:color w:themeColor="background1" w:val="FFFFFF"/>
                 <w:sz w:val="24"/>
                 <w:szCs w:val="24"/>
                 <w:lang w:val="it-IT"/>
@@ -13135,7 +13079,7 @@
               <w:rPr>
                 <w:b/>
                 <w:bCs/>
-                <w:color w:val="FFFFFF" w:themeColor="background1"/>
+                <w:color w:themeColor="background1" w:val="FFFFFF"/>
                 <w:sz w:val="24"/>
                 <w:szCs w:val="24"/>
                 <w:lang w:val="it-IT"/>
@@ -13153,17 +13097,16 @@
           </w:tcPr>
           <w:p>
             <w:pPr>
-              <w:pStyle w:val="TextBody"/>
+              <w:pStyle w:val="BodyText"/>
               <w:widowControl w:val="false"/>
               <w:suppressAutoHyphens w:val="true"/>
               <w:spacing w:before="74" w:after="0"/>
-              <w:ind w:left="0" w:hanging="0"/>
+              <w:ind w:hanging="0" w:left="0"/>
               <w:jc w:val="center"/>
               <w:rPr>
-                <w:b/>
                 <w:b/>
                 <w:bCs/>
-                <w:color w:val="FFFFFF" w:themeColor="background1"/>
+                <w:color w:themeColor="background1" w:val="FFFFFF"/>
                 <w:sz w:val="24"/>
                 <w:szCs w:val="24"/>
                 <w:lang w:val="it-IT"/>
@@ -13174,7 +13117,7 @@
                 <w:rFonts w:cs=""/>
                 <w:b/>
                 <w:bCs/>
-                <w:color w:val="FFFFFF" w:themeColor="background1"/>
+                <w:color w:themeColor="background1" w:val="FFFFFF"/>
                 <w:kern w:val="0"/>
                 <w:sz w:val="24"/>
                 <w:szCs w:val="24"/>
@@ -13191,18 +13134,18 @@
         </w:trPr>
         <w:tc>
           <w:tcPr>
-            <w:tcW w:w="1619" w:type="dxa"/>
+            <w:tcW w:w="1618" w:type="dxa"/>
             <w:tcBorders>
               <w:right w:val="nil"/>
             </w:tcBorders>
           </w:tcPr>
           <w:p>
             <w:pPr>
-              <w:pStyle w:val="TextBody"/>
+              <w:pStyle w:val="BodyText"/>
               <w:widowControl w:val="false"/>
               <w:suppressAutoHyphens w:val="true"/>
               <w:spacing w:before="74" w:after="0"/>
-              <w:ind w:left="0" w:hanging="0"/>
+              <w:ind w:hanging="0" w:left="0"/>
               <w:jc w:val="center"/>
               <w:rPr>
                 <w:lang w:val="it-IT"/>
@@ -13217,16 +13160,16 @@
         </w:tc>
         <w:tc>
           <w:tcPr>
-            <w:tcW w:w="2324" w:type="dxa"/>
+            <w:tcW w:w="2325" w:type="dxa"/>
             <w:tcBorders/>
           </w:tcPr>
           <w:p>
             <w:pPr>
-              <w:pStyle w:val="TextBody"/>
+              <w:pStyle w:val="BodyText"/>
               <w:widowControl w:val="false"/>
               <w:suppressAutoHyphens w:val="true"/>
               <w:spacing w:before="74" w:after="0"/>
-              <w:ind w:left="0" w:hanging="0"/>
+              <w:ind w:hanging="0" w:left="0"/>
               <w:jc w:val="center"/>
               <w:rPr>
                 <w:lang w:val="it-IT"/>
@@ -13241,19 +13184,18 @@
         </w:tc>
         <w:tc>
           <w:tcPr>
-            <w:tcW w:w="1619" w:type="dxa"/>
+            <w:tcW w:w="1618" w:type="dxa"/>
             <w:tcBorders/>
           </w:tcPr>
           <w:p>
             <w:pPr>
-              <w:pStyle w:val="TextBody"/>
+              <w:pStyle w:val="BodyText"/>
               <w:widowControl w:val="false"/>
               <w:suppressAutoHyphens w:val="true"/>
               <w:spacing w:before="74" w:after="0"/>
-              <w:ind w:left="0" w:hanging="0"/>
+              <w:ind w:hanging="0" w:left="0"/>
               <w:jc w:val="center"/>
               <w:rPr>
-                <w:b/>
                 <w:b/>
                 <w:bCs/>
                 <w:sz w:val="22"/>
@@ -13282,14 +13224,13 @@
           </w:tcPr>
           <w:p>
             <w:pPr>
-              <w:pStyle w:val="TextBody"/>
+              <w:pStyle w:val="BodyText"/>
               <w:widowControl w:val="false"/>
               <w:suppressAutoHyphens w:val="true"/>
               <w:spacing w:before="74" w:after="0"/>
-              <w:ind w:left="0" w:hanging="0"/>
+              <w:ind w:hanging="0" w:left="0"/>
               <w:jc w:val="center"/>
               <w:rPr>
-                <w:b/>
                 <w:b/>
                 <w:bCs/>
                 <w:sz w:val="22"/>
@@ -13313,19 +13254,18 @@
         </w:tc>
         <w:tc>
           <w:tcPr>
-            <w:tcW w:w="2427" w:type="dxa"/>
+            <w:tcW w:w="2428" w:type="dxa"/>
             <w:tcBorders/>
           </w:tcPr>
           <w:p>
             <w:pPr>
-              <w:pStyle w:val="TextBody"/>
+              <w:pStyle w:val="BodyText"/>
               <w:widowControl w:val="false"/>
               <w:suppressAutoHyphens w:val="true"/>
               <w:spacing w:before="74" w:after="0"/>
-              <w:ind w:left="0" w:hanging="0"/>
+              <w:ind w:hanging="0" w:left="0"/>
               <w:jc w:val="center"/>
               <w:rPr>
-                <w:b/>
                 <w:b/>
                 <w:bCs/>
                 <w:sz w:val="22"/>
@@ -13356,7 +13296,6 @@
         <w:rPr>
           <w:rFonts w:ascii="Arial" w:hAnsi="Arial" w:eastAsia="Arial" w:cs="Arial"/>
           <w:b/>
-          <w:b/>
           <w:bCs/>
           <w:sz w:val="21"/>
           <w:szCs w:val="21"/>
@@ -13379,7 +13318,7 @@
       <w:pPr>
         <w:pStyle w:val="Normal"/>
         <w:spacing w:before="0" w:after="0"/>
-        <w:ind w:left="108" w:hanging="0"/>
+        <w:ind w:hanging="0" w:left="108"/>
         <w:rPr>
           <w:rFonts w:ascii="Calibri" w:hAnsi="Calibri" w:eastAsia="Calibri" w:cs="Calibri"/>
           <w:sz w:val="28"/>
@@ -13493,7 +13432,6 @@
         <w:rPr>
           <w:rFonts w:ascii="Calibri" w:hAnsi="Calibri" w:eastAsia="Calibri" w:cs="Calibri"/>
           <w:b/>
-          <w:b/>
           <w:bCs/>
           <w:sz w:val="13"/>
           <w:szCs w:val="13"/>
@@ -13513,9 +13451,9 @@
     </w:p>
     <w:p>
       <w:pPr>
-        <w:pStyle w:val="TextBody"/>
-        <w:spacing w:lineRule="auto" w:line="271" w:before="74" w:after="0"/>
-        <w:ind w:left="108" w:right="118" w:hanging="0"/>
+        <w:pStyle w:val="BodyText"/>
+        <w:spacing w:lineRule="auto" w:line="276" w:before="74" w:after="0"/>
+        <w:ind w:hanging="0" w:left="108" w:right="98"/>
         <w:jc w:val="both"/>
         <w:rPr>
           <w:lang w:val="it-IT"/>
@@ -13526,1113 +13464,32 @@
           <w:spacing w:val="-1"/>
           <w:lang w:val="it-IT"/>
         </w:rPr>
-        <w:t>Il</w:t>
-      </w:r>
-      <w:r>
-        <w:rPr>
-          <w:spacing w:val="44"/>
-          <w:lang w:val="it-IT"/>
-        </w:rPr>
-        <w:t xml:space="preserve"> </w:t>
-      </w:r>
-      <w:r>
-        <w:rPr>
-          <w:spacing w:val="-1"/>
-          <w:lang w:val="it-IT"/>
-        </w:rPr>
-        <w:t>test</w:t>
-      </w:r>
-      <w:r>
-        <w:rPr>
-          <w:spacing w:val="41"/>
-          <w:lang w:val="it-IT"/>
-        </w:rPr>
-        <w:t xml:space="preserve"> </w:t>
-      </w:r>
-      <w:r>
-        <w:rPr>
-          <w:spacing w:val="-1"/>
-          <w:lang w:val="it-IT"/>
-        </w:rPr>
-        <w:t>contempla</w:t>
-      </w:r>
-      <w:r>
-        <w:rPr>
-          <w:spacing w:val="41"/>
-          <w:lang w:val="it-IT"/>
-        </w:rPr>
-        <w:t xml:space="preserve"> </w:t>
-      </w:r>
-      <w:r>
-        <w:rPr>
-          <w:spacing w:val="-1"/>
-          <w:lang w:val="it-IT"/>
-        </w:rPr>
-        <w:t>uno</w:t>
-      </w:r>
-      <w:r>
-        <w:rPr>
-          <w:spacing w:val="40"/>
-          <w:lang w:val="it-IT"/>
-        </w:rPr>
-        <w:t xml:space="preserve"> </w:t>
-      </w:r>
-      <w:r>
-        <w:rPr>
-          <w:spacing w:val="-1"/>
-          <w:lang w:val="it-IT"/>
-        </w:rPr>
-        <w:t>studio</w:t>
-      </w:r>
-      <w:r>
-        <w:rPr>
-          <w:spacing w:val="40"/>
-          <w:lang w:val="it-IT"/>
-        </w:rPr>
-        <w:t xml:space="preserve"> </w:t>
-      </w:r>
-      <w:r>
-        <w:rPr>
-          <w:spacing w:val="-1"/>
-          <w:lang w:val="it-IT"/>
-        </w:rPr>
-        <w:t>mirato</w:t>
-      </w:r>
-      <w:r>
-        <w:rPr>
-          <w:spacing w:val="41"/>
-          <w:lang w:val="it-IT"/>
-        </w:rPr>
-        <w:t xml:space="preserve"> </w:t>
-      </w:r>
-      <w:r>
-        <w:rPr>
-          <w:spacing w:val="-1"/>
-          <w:lang w:val="it-IT"/>
-        </w:rPr>
-        <w:t>alle</w:t>
-      </w:r>
-      <w:r>
-        <w:rPr>
-          <w:spacing w:val="41"/>
-          <w:lang w:val="it-IT"/>
-        </w:rPr>
-        <w:t xml:space="preserve"> </w:t>
-      </w:r>
-      <w:r>
-        <w:rPr>
-          <w:spacing w:val="-1"/>
-          <w:lang w:val="it-IT"/>
-        </w:rPr>
-        <w:t>sole</w:t>
-      </w:r>
-      <w:r>
-        <w:rPr>
-          <w:spacing w:val="39"/>
-          <w:lang w:val="it-IT"/>
-        </w:rPr>
-        <w:t xml:space="preserve"> </w:t>
-      </w:r>
-      <w:r>
-        <w:rPr>
-          <w:spacing w:val="-1"/>
-          <w:lang w:val="it-IT"/>
-        </w:rPr>
-        <w:t>variazioni</w:t>
-      </w:r>
-      <w:r>
-        <w:rPr>
-          <w:spacing w:val="42"/>
-          <w:lang w:val="it-IT"/>
-        </w:rPr>
-        <w:t xml:space="preserve"> </w:t>
-      </w:r>
-      <w:r>
-        <w:rPr>
-          <w:spacing w:val="-2"/>
-          <w:lang w:val="it-IT"/>
-        </w:rPr>
-        <w:t>genetiche</w:t>
-      </w:r>
-      <w:r>
-        <w:rPr>
-          <w:spacing w:val="40"/>
-          <w:lang w:val="it-IT"/>
-        </w:rPr>
-        <w:t xml:space="preserve"> </w:t>
-      </w:r>
-      <w:r>
-        <w:rPr>
-          <w:spacing w:val="-1"/>
-          <w:lang w:val="it-IT"/>
-        </w:rPr>
-        <w:t>sulla</w:t>
-      </w:r>
-      <w:r>
-        <w:rPr>
-          <w:spacing w:val="42"/>
-          <w:lang w:val="it-IT"/>
-        </w:rPr>
-        <w:t xml:space="preserve"> </w:t>
-      </w:r>
-      <w:r>
-        <w:rPr>
-          <w:spacing w:val="-1"/>
-          <w:lang w:val="it-IT"/>
-        </w:rPr>
-        <w:t>cui</w:t>
-      </w:r>
-      <w:r>
-        <w:rPr>
-          <w:spacing w:val="40"/>
-          <w:lang w:val="it-IT"/>
-        </w:rPr>
-        <w:t xml:space="preserve"> </w:t>
-      </w:r>
-      <w:r>
-        <w:rPr>
-          <w:spacing w:val="-1"/>
-          <w:lang w:val="it-IT"/>
-        </w:rPr>
-        <w:t>corresponsabilità</w:t>
-      </w:r>
-      <w:r>
-        <w:rPr>
-          <w:spacing w:val="41"/>
-          <w:lang w:val="it-IT"/>
-        </w:rPr>
-        <w:t xml:space="preserve"> </w:t>
-      </w:r>
-      <w:r>
-        <w:rPr>
-          <w:spacing w:val="-1"/>
-          <w:lang w:val="it-IT"/>
-        </w:rPr>
-        <w:t>nell'insorgenza</w:t>
-      </w:r>
-      <w:r>
-        <w:rPr>
-          <w:spacing w:val="41"/>
-          <w:lang w:val="it-IT"/>
-        </w:rPr>
-        <w:t xml:space="preserve"> </w:t>
-      </w:r>
-      <w:r>
-        <w:rPr>
-          <w:spacing w:val="-1"/>
-          <w:lang w:val="it-IT"/>
-        </w:rPr>
-        <w:t>di</w:t>
-      </w:r>
-      <w:r>
-        <w:rPr>
-          <w:spacing w:val="47"/>
-          <w:w w:val="99"/>
-          <w:lang w:val="it-IT"/>
-        </w:rPr>
-        <w:t xml:space="preserve"> </w:t>
-      </w:r>
-      <w:r>
-        <w:rPr>
-          <w:spacing w:val="-1"/>
-          <w:lang w:val="it-IT"/>
-        </w:rPr>
-        <w:t>patologie</w:t>
-      </w:r>
-      <w:r>
-        <w:rPr>
-          <w:lang w:val="it-IT"/>
-        </w:rPr>
-        <w:t xml:space="preserve"> </w:t>
-      </w:r>
-      <w:r>
-        <w:rPr>
-          <w:spacing w:val="-1"/>
-          <w:lang w:val="it-IT"/>
-        </w:rPr>
-        <w:t>complesse</w:t>
-      </w:r>
-      <w:r>
-        <w:rPr>
-          <w:spacing w:val="1"/>
-          <w:lang w:val="it-IT"/>
-        </w:rPr>
-        <w:t xml:space="preserve"> </w:t>
-      </w:r>
-      <w:r>
-        <w:rPr>
-          <w:lang w:val="it-IT"/>
-        </w:rPr>
-        <w:t>(es.</w:t>
-      </w:r>
-      <w:r>
-        <w:rPr>
-          <w:spacing w:val="54"/>
-          <w:lang w:val="it-IT"/>
-        </w:rPr>
-        <w:t xml:space="preserve"> </w:t>
-      </w:r>
-      <w:r>
-        <w:rPr>
-          <w:spacing w:val="-1"/>
-          <w:lang w:val="it-IT"/>
-        </w:rPr>
-        <w:t>Obesità,</w:t>
-      </w:r>
-      <w:r>
-        <w:rPr>
-          <w:spacing w:val="1"/>
-          <w:lang w:val="it-IT"/>
-        </w:rPr>
-        <w:t xml:space="preserve"> </w:t>
-      </w:r>
-      <w:r>
-        <w:rPr>
-          <w:spacing w:val="-2"/>
-          <w:lang w:val="it-IT"/>
-        </w:rPr>
-        <w:t>Diabete</w:t>
-      </w:r>
-      <w:r>
-        <w:rPr>
-          <w:spacing w:val="1"/>
-          <w:lang w:val="it-IT"/>
-        </w:rPr>
-        <w:t xml:space="preserve"> </w:t>
-      </w:r>
-      <w:r>
-        <w:rPr>
-          <w:spacing w:val="-1"/>
-          <w:lang w:val="it-IT"/>
-        </w:rPr>
-        <w:t>di</w:t>
-      </w:r>
-      <w:r>
-        <w:rPr>
-          <w:spacing w:val="1"/>
-          <w:lang w:val="it-IT"/>
-        </w:rPr>
-        <w:t xml:space="preserve"> </w:t>
-      </w:r>
-      <w:r>
-        <w:rPr>
-          <w:spacing w:val="-1"/>
-          <w:lang w:val="it-IT"/>
-        </w:rPr>
-        <w:t>tipo</w:t>
-      </w:r>
-      <w:r>
-        <w:rPr>
-          <w:spacing w:val="55"/>
-          <w:lang w:val="it-IT"/>
-        </w:rPr>
-        <w:t xml:space="preserve"> </w:t>
-      </w:r>
-      <w:r>
-        <w:rPr>
-          <w:spacing w:val="-1"/>
-          <w:lang w:val="it-IT"/>
-        </w:rPr>
-        <w:t>2,</w:t>
-      </w:r>
-      <w:r>
-        <w:rPr>
-          <w:spacing w:val="1"/>
-          <w:lang w:val="it-IT"/>
-        </w:rPr>
-        <w:t xml:space="preserve"> </w:t>
-      </w:r>
-      <w:r>
-        <w:rPr>
-          <w:spacing w:val="-1"/>
-          <w:lang w:val="it-IT"/>
-        </w:rPr>
-        <w:t>patologie</w:t>
-      </w:r>
-      <w:r>
-        <w:rPr>
-          <w:spacing w:val="1"/>
-          <w:lang w:val="it-IT"/>
-        </w:rPr>
-        <w:t xml:space="preserve"> </w:t>
-      </w:r>
-      <w:r>
-        <w:rPr>
-          <w:spacing w:val="-1"/>
-          <w:lang w:val="it-IT"/>
-        </w:rPr>
-        <w:t>cardiovascolari)</w:t>
-      </w:r>
-      <w:r>
-        <w:rPr>
-          <w:spacing w:val="1"/>
-          <w:lang w:val="it-IT"/>
-        </w:rPr>
-        <w:t xml:space="preserve"> </w:t>
-      </w:r>
-      <w:r>
-        <w:rPr>
-          <w:spacing w:val="-1"/>
-          <w:lang w:val="it-IT"/>
-        </w:rPr>
-        <w:t>vi</w:t>
-      </w:r>
-      <w:r>
-        <w:rPr>
-          <w:spacing w:val="54"/>
-          <w:lang w:val="it-IT"/>
-        </w:rPr>
-        <w:t xml:space="preserve"> </w:t>
-      </w:r>
-      <w:r>
-        <w:rPr>
-          <w:lang w:val="it-IT"/>
-        </w:rPr>
-        <w:t>è</w:t>
-      </w:r>
-      <w:r>
-        <w:rPr>
-          <w:spacing w:val="1"/>
-          <w:lang w:val="it-IT"/>
-        </w:rPr>
-        <w:t xml:space="preserve"> </w:t>
-      </w:r>
-      <w:r>
-        <w:rPr>
-          <w:lang w:val="it-IT"/>
-        </w:rPr>
-        <w:t>a</w:t>
-      </w:r>
-      <w:r>
-        <w:rPr>
-          <w:spacing w:val="1"/>
-          <w:lang w:val="it-IT"/>
-        </w:rPr>
-        <w:t xml:space="preserve"> </w:t>
-      </w:r>
-      <w:r>
-        <w:rPr>
-          <w:spacing w:val="-1"/>
-          <w:lang w:val="it-IT"/>
-        </w:rPr>
-        <w:t>sostegno</w:t>
-      </w:r>
-      <w:r>
-        <w:rPr>
-          <w:lang w:val="it-IT"/>
-        </w:rPr>
-        <w:t xml:space="preserve"> </w:t>
-      </w:r>
-      <w:r>
-        <w:rPr>
-          <w:spacing w:val="-1"/>
-          <w:lang w:val="it-IT"/>
-        </w:rPr>
-        <w:t>una</w:t>
-      </w:r>
-      <w:r>
-        <w:rPr>
-          <w:spacing w:val="1"/>
-          <w:lang w:val="it-IT"/>
-        </w:rPr>
-        <w:t xml:space="preserve"> </w:t>
-      </w:r>
-      <w:r>
-        <w:rPr>
-          <w:spacing w:val="-1"/>
-          <w:lang w:val="it-IT"/>
-        </w:rPr>
-        <w:t>estesa</w:t>
-      </w:r>
-      <w:r>
-        <w:rPr>
-          <w:spacing w:val="36"/>
-          <w:w w:val="99"/>
-          <w:lang w:val="it-IT"/>
-        </w:rPr>
-        <w:t xml:space="preserve"> </w:t>
-      </w:r>
-      <w:r>
-        <w:rPr>
-          <w:spacing w:val="-1"/>
-          <w:lang w:val="it-IT"/>
-        </w:rPr>
-        <w:t>letteratura</w:t>
-      </w:r>
-      <w:r>
-        <w:rPr>
-          <w:spacing w:val="-3"/>
-          <w:lang w:val="it-IT"/>
-        </w:rPr>
-        <w:t xml:space="preserve"> </w:t>
-      </w:r>
-      <w:r>
-        <w:rPr>
-          <w:spacing w:val="-1"/>
-          <w:lang w:val="it-IT"/>
-        </w:rPr>
-        <w:t>scientifica.</w:t>
-      </w:r>
-      <w:r>
-        <w:rPr>
-          <w:spacing w:val="-6"/>
-          <w:lang w:val="it-IT"/>
-        </w:rPr>
-        <w:t xml:space="preserve"> </w:t>
-      </w:r>
-      <w:r>
-        <w:rPr>
-          <w:spacing w:val="-1"/>
-          <w:lang w:val="it-IT"/>
-        </w:rPr>
-        <w:t>Questo</w:t>
-      </w:r>
-      <w:r>
-        <w:rPr>
-          <w:spacing w:val="-3"/>
-          <w:lang w:val="it-IT"/>
-        </w:rPr>
-        <w:t xml:space="preserve"> </w:t>
-      </w:r>
-      <w:r>
-        <w:rPr>
-          <w:spacing w:val="-1"/>
-          <w:lang w:val="it-IT"/>
-        </w:rPr>
-        <w:t>test</w:t>
-      </w:r>
-      <w:r>
-        <w:rPr>
-          <w:spacing w:val="-3"/>
-          <w:lang w:val="it-IT"/>
-        </w:rPr>
-        <w:t xml:space="preserve"> </w:t>
-      </w:r>
-      <w:r>
-        <w:rPr>
-          <w:spacing w:val="-1"/>
-          <w:lang w:val="it-IT"/>
-        </w:rPr>
-        <w:t>rappresenta</w:t>
-      </w:r>
-      <w:r>
-        <w:rPr>
-          <w:spacing w:val="-4"/>
-          <w:lang w:val="it-IT"/>
-        </w:rPr>
-        <w:t xml:space="preserve"> </w:t>
-      </w:r>
-      <w:r>
-        <w:rPr>
-          <w:spacing w:val="-1"/>
-          <w:lang w:val="it-IT"/>
-        </w:rPr>
-        <w:t>un</w:t>
-      </w:r>
-      <w:r>
-        <w:rPr>
-          <w:spacing w:val="-4"/>
-          <w:lang w:val="it-IT"/>
-        </w:rPr>
-        <w:t xml:space="preserve"> </w:t>
-      </w:r>
-      <w:r>
-        <w:rPr>
-          <w:spacing w:val="-1"/>
-          <w:lang w:val="it-IT"/>
-        </w:rPr>
-        <w:t>utilissimo</w:t>
-      </w:r>
-      <w:r>
-        <w:rPr>
-          <w:spacing w:val="-6"/>
-          <w:lang w:val="it-IT"/>
-        </w:rPr>
-        <w:t xml:space="preserve"> </w:t>
-      </w:r>
-      <w:r>
-        <w:rPr>
-          <w:spacing w:val="-1"/>
-          <w:lang w:val="it-IT"/>
-        </w:rPr>
-        <w:t>strumento</w:t>
-      </w:r>
-      <w:r>
-        <w:rPr>
-          <w:spacing w:val="-5"/>
-          <w:lang w:val="it-IT"/>
-        </w:rPr>
-        <w:t xml:space="preserve"> </w:t>
-      </w:r>
-      <w:r>
-        <w:rPr>
-          <w:spacing w:val="-1"/>
-          <w:lang w:val="it-IT"/>
-        </w:rPr>
-        <w:t>ai</w:t>
-      </w:r>
-      <w:r>
-        <w:rPr>
-          <w:spacing w:val="-4"/>
-          <w:lang w:val="it-IT"/>
-        </w:rPr>
-        <w:t xml:space="preserve"> </w:t>
-      </w:r>
-      <w:r>
-        <w:rPr>
-          <w:spacing w:val="-1"/>
-          <w:lang w:val="it-IT"/>
-        </w:rPr>
-        <w:t>fini</w:t>
-      </w:r>
-      <w:r>
-        <w:rPr>
-          <w:spacing w:val="-6"/>
-          <w:lang w:val="it-IT"/>
-        </w:rPr>
-        <w:t xml:space="preserve"> </w:t>
-      </w:r>
-      <w:r>
-        <w:rPr>
-          <w:spacing w:val="-1"/>
-          <w:lang w:val="it-IT"/>
-        </w:rPr>
-        <w:t>del</w:t>
-      </w:r>
-      <w:r>
-        <w:rPr>
-          <w:spacing w:val="-6"/>
-          <w:lang w:val="it-IT"/>
-        </w:rPr>
-        <w:t xml:space="preserve"> </w:t>
-      </w:r>
-      <w:r>
-        <w:rPr>
-          <w:spacing w:val="-1"/>
-          <w:lang w:val="it-IT"/>
-        </w:rPr>
-        <w:t>tuo</w:t>
-      </w:r>
-      <w:r>
-        <w:rPr>
-          <w:spacing w:val="-6"/>
-          <w:lang w:val="it-IT"/>
-        </w:rPr>
-        <w:t xml:space="preserve"> </w:t>
-      </w:r>
-      <w:r>
-        <w:rPr>
-          <w:spacing w:val="-1"/>
-          <w:lang w:val="it-IT"/>
-        </w:rPr>
-        <w:t>benessere.</w:t>
-      </w:r>
-      <w:r>
-        <w:rPr>
-          <w:spacing w:val="-7"/>
-          <w:lang w:val="it-IT"/>
-        </w:rPr>
-        <w:t xml:space="preserve"> </w:t>
-      </w:r>
-      <w:r>
-        <w:rPr>
-          <w:spacing w:val="-1"/>
-          <w:lang w:val="it-IT"/>
-        </w:rPr>
-        <w:t>Va</w:t>
-      </w:r>
-      <w:r>
-        <w:rPr>
-          <w:spacing w:val="-6"/>
-          <w:lang w:val="it-IT"/>
-        </w:rPr>
-        <w:t xml:space="preserve"> </w:t>
-      </w:r>
-      <w:r>
-        <w:rPr>
-          <w:spacing w:val="-1"/>
-          <w:lang w:val="it-IT"/>
-        </w:rPr>
-        <w:t>però</w:t>
-      </w:r>
-      <w:r>
-        <w:rPr>
-          <w:spacing w:val="-6"/>
-          <w:lang w:val="it-IT"/>
-        </w:rPr>
-        <w:t xml:space="preserve"> </w:t>
-      </w:r>
-      <w:r>
-        <w:rPr>
-          <w:spacing w:val="-1"/>
-          <w:lang w:val="it-IT"/>
-        </w:rPr>
-        <w:t>sottolineato</w:t>
-      </w:r>
-      <w:r>
-        <w:rPr>
-          <w:spacing w:val="34"/>
-          <w:w w:val="99"/>
-          <w:lang w:val="it-IT"/>
-        </w:rPr>
-        <w:t xml:space="preserve"> </w:t>
-      </w:r>
-      <w:r>
-        <w:rPr>
-          <w:spacing w:val="-1"/>
-          <w:lang w:val="it-IT"/>
-        </w:rPr>
-        <w:t>che</w:t>
-      </w:r>
-      <w:r>
-        <w:rPr>
-          <w:spacing w:val="21"/>
-          <w:lang w:val="it-IT"/>
-        </w:rPr>
-        <w:t xml:space="preserve"> </w:t>
+        <w:t xml:space="preserve">Il test si concentra esclusivamente sulle variazioni genetiche la cui correlazione con l'insorgenza di patologie complesse (come obesità, diabete di tipo 2 e malattie cardiovascolari) è supportata da un'ampia letteratura scientifica. Questo test rappresenta un utile strumento per il tuo benessere, ma </w:t>
       </w:r>
       <w:r>
         <w:rPr>
           <w:b/>
-          <w:lang w:val="it-IT"/>
-        </w:rPr>
-        <w:t>non</w:t>
+          <w:bCs/>
+          <w:spacing w:val="-1"/>
+          <w:lang w:val="it-IT"/>
+        </w:rPr>
+        <w:t>non costituisce una diagnosi clinica e non sostituisce il parere del medico</w:t>
+      </w:r>
+      <w:r>
+        <w:rPr>
+          <w:spacing w:val="-1"/>
+          <w:lang w:val="it-IT"/>
+        </w:rPr>
+        <w:t xml:space="preserve">. I risultati devono essere valutati ed approvati alla luce della storia anamnestica personale su </w:t>
       </w:r>
       <w:r>
         <w:rPr>
           <w:b/>
-          <w:spacing w:val="22"/>
-          <w:lang w:val="it-IT"/>
-        </w:rPr>
-        <w:t xml:space="preserve"> </w:t>
-      </w:r>
-      <w:r>
-        <w:rPr>
-          <w:b/>
-          <w:lang w:val="it-IT"/>
-        </w:rPr>
-        <w:t>rappresenta</w:t>
-      </w:r>
-      <w:r>
-        <w:rPr>
-          <w:b/>
-          <w:spacing w:val="19"/>
-          <w:lang w:val="it-IT"/>
-        </w:rPr>
-        <w:t xml:space="preserve"> </w:t>
-      </w:r>
-      <w:r>
-        <w:rPr>
-          <w:b/>
-          <w:spacing w:val="-1"/>
-          <w:lang w:val="it-IT"/>
-        </w:rPr>
-        <w:t>una</w:t>
-      </w:r>
-      <w:r>
-        <w:rPr>
-          <w:b/>
-          <w:spacing w:val="20"/>
-          <w:lang w:val="it-IT"/>
-        </w:rPr>
-        <w:t xml:space="preserve"> </w:t>
-      </w:r>
-      <w:r>
-        <w:rPr>
-          <w:b/>
-          <w:lang w:val="it-IT"/>
-        </w:rPr>
-        <w:t>diagnosi</w:t>
-      </w:r>
-      <w:r>
-        <w:rPr>
-          <w:b/>
-          <w:spacing w:val="21"/>
-          <w:lang w:val="it-IT"/>
-        </w:rPr>
-        <w:t xml:space="preserve"> </w:t>
-      </w:r>
-      <w:r>
-        <w:rPr>
-          <w:b/>
-          <w:lang w:val="it-IT"/>
-        </w:rPr>
-        <w:t>clinica,</w:t>
-      </w:r>
-      <w:r>
-        <w:rPr>
-          <w:b/>
-          <w:spacing w:val="18"/>
-          <w:lang w:val="it-IT"/>
-        </w:rPr>
-        <w:t xml:space="preserve"> </w:t>
-      </w:r>
-      <w:r>
-        <w:rPr>
-          <w:b/>
-          <w:lang w:val="it-IT"/>
-        </w:rPr>
-        <w:t>pertanto</w:t>
-      </w:r>
-      <w:r>
-        <w:rPr>
-          <w:b/>
-          <w:spacing w:val="21"/>
-          <w:lang w:val="it-IT"/>
-        </w:rPr>
-        <w:t xml:space="preserve"> </w:t>
-      </w:r>
-      <w:r>
-        <w:rPr>
-          <w:b/>
-          <w:lang w:val="it-IT"/>
-        </w:rPr>
-        <w:t>non</w:t>
-      </w:r>
-      <w:r>
-        <w:rPr>
-          <w:b/>
-          <w:spacing w:val="18"/>
-          <w:lang w:val="it-IT"/>
-        </w:rPr>
-        <w:t xml:space="preserve"> </w:t>
-      </w:r>
-      <w:r>
-        <w:rPr>
-          <w:b/>
-          <w:lang w:val="it-IT"/>
-        </w:rPr>
-        <w:t>sostituisce</w:t>
-      </w:r>
-      <w:r>
-        <w:rPr>
-          <w:b/>
-          <w:spacing w:val="20"/>
-          <w:lang w:val="it-IT"/>
-        </w:rPr>
-        <w:t xml:space="preserve"> </w:t>
-      </w:r>
-      <w:r>
-        <w:rPr>
-          <w:b/>
-          <w:spacing w:val="-1"/>
-          <w:lang w:val="it-IT"/>
-        </w:rPr>
-        <w:t>il</w:t>
-      </w:r>
-      <w:r>
-        <w:rPr>
-          <w:b/>
-          <w:spacing w:val="19"/>
-          <w:lang w:val="it-IT"/>
-        </w:rPr>
-        <w:t xml:space="preserve"> </w:t>
-      </w:r>
-      <w:r>
-        <w:rPr>
-          <w:b/>
-          <w:spacing w:val="-1"/>
-          <w:lang w:val="it-IT"/>
-        </w:rPr>
-        <w:t>parere</w:t>
-      </w:r>
-      <w:r>
-        <w:rPr>
-          <w:b/>
-          <w:spacing w:val="20"/>
-          <w:lang w:val="it-IT"/>
-        </w:rPr>
-        <w:t xml:space="preserve"> </w:t>
-      </w:r>
-      <w:r>
-        <w:rPr>
-          <w:b/>
-          <w:spacing w:val="-1"/>
-          <w:lang w:val="it-IT"/>
-        </w:rPr>
-        <w:t>del</w:t>
-      </w:r>
-      <w:r>
-        <w:rPr>
-          <w:b/>
-          <w:spacing w:val="20"/>
-          <w:lang w:val="it-IT"/>
-        </w:rPr>
-        <w:t xml:space="preserve"> </w:t>
-      </w:r>
-      <w:r>
-        <w:rPr>
-          <w:b/>
-          <w:spacing w:val="-1"/>
-          <w:lang w:val="it-IT"/>
-        </w:rPr>
-        <w:t>medico</w:t>
-      </w:r>
-      <w:r>
-        <w:rPr>
-          <w:spacing w:val="-1"/>
-          <w:lang w:val="it-IT"/>
-        </w:rPr>
-        <w:t>.</w:t>
-      </w:r>
-      <w:r>
-        <w:rPr>
-          <w:spacing w:val="19"/>
-          <w:lang w:val="it-IT"/>
-        </w:rPr>
-        <w:t xml:space="preserve"> </w:t>
-      </w:r>
-      <w:r>
-        <w:rPr>
-          <w:lang w:val="it-IT"/>
-        </w:rPr>
-        <w:t>I</w:t>
-      </w:r>
-      <w:r>
-        <w:rPr>
-          <w:spacing w:val="20"/>
-          <w:lang w:val="it-IT"/>
-        </w:rPr>
-        <w:t xml:space="preserve"> </w:t>
-      </w:r>
-      <w:r>
-        <w:rPr>
-          <w:spacing w:val="-1"/>
-          <w:lang w:val="it-IT"/>
-        </w:rPr>
-        <w:t>risultati</w:t>
-      </w:r>
-      <w:r>
-        <w:rPr>
-          <w:spacing w:val="19"/>
-          <w:lang w:val="it-IT"/>
-        </w:rPr>
-        <w:t xml:space="preserve"> </w:t>
-      </w:r>
-      <w:r>
-        <w:rPr>
-          <w:spacing w:val="-1"/>
-          <w:lang w:val="it-IT"/>
-        </w:rPr>
-        <w:t>devono</w:t>
-      </w:r>
-      <w:r>
-        <w:rPr>
-          <w:spacing w:val="28"/>
-          <w:w w:val="99"/>
-          <w:lang w:val="it-IT"/>
-        </w:rPr>
-        <w:t xml:space="preserve"> </w:t>
-      </w:r>
-      <w:r>
-        <w:rPr>
-          <w:spacing w:val="-1"/>
-          <w:lang w:val="it-IT"/>
-        </w:rPr>
-        <w:t>essere</w:t>
-      </w:r>
-      <w:r>
-        <w:rPr>
-          <w:spacing w:val="-8"/>
-          <w:lang w:val="it-IT"/>
-        </w:rPr>
-        <w:t xml:space="preserve"> </w:t>
-      </w:r>
-      <w:r>
-        <w:rPr>
-          <w:spacing w:val="-1"/>
-          <w:lang w:val="it-IT"/>
-        </w:rPr>
-        <w:t>valutati</w:t>
-      </w:r>
-      <w:r>
-        <w:rPr>
-          <w:spacing w:val="-7"/>
-          <w:lang w:val="it-IT"/>
-        </w:rPr>
-        <w:t xml:space="preserve"> </w:t>
-      </w:r>
-      <w:r>
-        <w:rPr>
-          <w:spacing w:val="-1"/>
-          <w:lang w:val="it-IT"/>
-        </w:rPr>
-        <w:t>ed</w:t>
-      </w:r>
-      <w:r>
-        <w:rPr>
-          <w:spacing w:val="-7"/>
-          <w:lang w:val="it-IT"/>
-        </w:rPr>
-        <w:t xml:space="preserve"> </w:t>
-      </w:r>
-      <w:r>
-        <w:rPr>
-          <w:spacing w:val="-1"/>
-          <w:lang w:val="it-IT"/>
-        </w:rPr>
-        <w:t>approvati</w:t>
-      </w:r>
-      <w:r>
-        <w:rPr>
-          <w:spacing w:val="-10"/>
-          <w:lang w:val="it-IT"/>
-        </w:rPr>
-        <w:t xml:space="preserve"> </w:t>
-      </w:r>
-      <w:r>
-        <w:rPr>
-          <w:spacing w:val="-1"/>
-          <w:lang w:val="it-IT"/>
-        </w:rPr>
-        <w:t>alla</w:t>
-      </w:r>
-      <w:r>
-        <w:rPr>
-          <w:spacing w:val="-7"/>
-          <w:lang w:val="it-IT"/>
-        </w:rPr>
-        <w:t xml:space="preserve"> </w:t>
-      </w:r>
-      <w:r>
-        <w:rPr>
-          <w:spacing w:val="-1"/>
-          <w:lang w:val="it-IT"/>
-        </w:rPr>
-        <w:t>luce</w:t>
-      </w:r>
-      <w:r>
-        <w:rPr>
-          <w:spacing w:val="-7"/>
-          <w:lang w:val="it-IT"/>
-        </w:rPr>
-        <w:t xml:space="preserve"> </w:t>
-      </w:r>
-      <w:r>
-        <w:rPr>
-          <w:spacing w:val="-1"/>
-          <w:lang w:val="it-IT"/>
-        </w:rPr>
-        <w:t>della</w:t>
-      </w:r>
-      <w:r>
-        <w:rPr>
-          <w:spacing w:val="-7"/>
-          <w:lang w:val="it-IT"/>
-        </w:rPr>
-        <w:t xml:space="preserve"> </w:t>
-      </w:r>
-      <w:r>
-        <w:rPr>
-          <w:spacing w:val="-1"/>
-          <w:lang w:val="it-IT"/>
-        </w:rPr>
-        <w:t>storia</w:t>
-      </w:r>
-      <w:r>
-        <w:rPr>
-          <w:spacing w:val="-7"/>
-          <w:lang w:val="it-IT"/>
-        </w:rPr>
-        <w:t xml:space="preserve"> </w:t>
-      </w:r>
-      <w:r>
-        <w:rPr>
-          <w:spacing w:val="-1"/>
-          <w:lang w:val="it-IT"/>
-        </w:rPr>
-        <w:t>anamnestica</w:t>
-      </w:r>
-      <w:r>
-        <w:rPr>
-          <w:spacing w:val="-7"/>
-          <w:lang w:val="it-IT"/>
-        </w:rPr>
-        <w:t xml:space="preserve"> </w:t>
-      </w:r>
-      <w:r>
-        <w:rPr>
-          <w:spacing w:val="-1"/>
-          <w:lang w:val="it-IT"/>
-        </w:rPr>
-        <w:t>personale</w:t>
-      </w:r>
-      <w:r>
-        <w:rPr>
-          <w:spacing w:val="-7"/>
-          <w:lang w:val="it-IT"/>
-        </w:rPr>
-        <w:t xml:space="preserve"> </w:t>
-      </w:r>
-      <w:r>
-        <w:rPr>
-          <w:spacing w:val="-1"/>
-          <w:lang w:val="it-IT"/>
-        </w:rPr>
-        <w:t>su</w:t>
-      </w:r>
-      <w:r>
-        <w:rPr>
-          <w:spacing w:val="-7"/>
-          <w:lang w:val="it-IT"/>
-        </w:rPr>
-        <w:t xml:space="preserve"> </w:t>
-      </w:r>
-      <w:r>
-        <w:rPr>
-          <w:b/>
-          <w:spacing w:val="-1"/>
-          <w:lang w:val="it-IT"/>
-        </w:rPr>
-        <w:t>verifica</w:t>
-      </w:r>
-      <w:r>
-        <w:rPr>
-          <w:b/>
-          <w:spacing w:val="-6"/>
-          <w:lang w:val="it-IT"/>
-        </w:rPr>
-        <w:t xml:space="preserve"> </w:t>
-      </w:r>
-      <w:r>
-        <w:rPr>
-          <w:b/>
-          <w:spacing w:val="-1"/>
-          <w:lang w:val="it-IT"/>
-        </w:rPr>
-        <w:t>del</w:t>
-      </w:r>
-      <w:r>
-        <w:rPr>
-          <w:b/>
-          <w:spacing w:val="-7"/>
-          <w:lang w:val="it-IT"/>
-        </w:rPr>
-        <w:t xml:space="preserve"> </w:t>
-      </w:r>
-      <w:r>
-        <w:rPr>
-          <w:b/>
-          <w:spacing w:val="-1"/>
-          <w:lang w:val="it-IT"/>
-        </w:rPr>
-        <w:t>medico</w:t>
-      </w:r>
-      <w:r>
-        <w:rPr>
-          <w:b/>
-          <w:spacing w:val="-6"/>
-          <w:lang w:val="it-IT"/>
-        </w:rPr>
-        <w:t xml:space="preserve"> </w:t>
-      </w:r>
-      <w:r>
-        <w:rPr>
-          <w:b/>
-          <w:spacing w:val="-1"/>
-          <w:lang w:val="it-IT"/>
-        </w:rPr>
-        <w:t>curante</w:t>
+          <w:bCs/>
+          <w:spacing w:val="-1"/>
+          <w:lang w:val="it-IT"/>
+        </w:rPr>
+        <w:t>verifica del medico curante</w:t>
       </w:r>
       <w:r>
         <w:rPr>
@@ -14664,7 +13521,7 @@
     </w:p>
     <w:p>
       <w:pPr>
-        <w:pStyle w:val="TextBody"/>
+        <w:pStyle w:val="BodyText"/>
         <w:jc w:val="both"/>
         <w:rPr>
           <w:lang w:val="it-IT"/>
@@ -14940,7 +13797,6 @@
         <w:jc w:val="both"/>
         <w:rPr>
           <w:b w:val="false"/>
-          <w:b w:val="false"/>
           <w:bCs w:val="false"/>
           <w:lang w:val="it-IT"/>
         </w:rPr>
@@ -15137,7 +13993,6 @@
         <w:rPr>
           <w:rFonts w:ascii="Arial" w:hAnsi="Arial" w:eastAsia="Arial" w:cs="Arial"/>
           <w:b/>
-          <w:b/>
           <w:bCs/>
           <w:sz w:val="14"/>
           <w:szCs w:val="14"/>
@@ -15159,7 +14014,7 @@
       <w:pPr>
         <w:pStyle w:val="Normal"/>
         <w:spacing w:before="80" w:after="0"/>
-        <w:ind w:left="108" w:hanging="0"/>
+        <w:ind w:hanging="0" w:left="108"/>
         <w:rPr>
           <w:sz w:val="16"/>
           <w:szCs w:val="16"/>
@@ -15185,7 +14040,6 @@
         <w:rPr>
           <w:rFonts w:ascii="Arial" w:hAnsi="Arial" w:eastAsia="Arial" w:cs="Arial"/>
           <w:b/>
-          <w:b/>
           <w:bCs/>
           <w:i/>
           <w:i/>
@@ -15210,7 +14064,7 @@
       <w:pPr>
         <w:pStyle w:val="Normal"/>
         <w:spacing w:lineRule="auto" w:line="240"/>
-        <w:ind w:left="108" w:right="112" w:hanging="0"/>
+        <w:ind w:hanging="0" w:left="108" w:right="112"/>
         <w:rPr>
           <w:sz w:val="16"/>
           <w:szCs w:val="16"/>
@@ -15668,7 +14522,7 @@
       <w:pPr>
         <w:pStyle w:val="Normal"/>
         <w:spacing w:lineRule="auto" w:line="240"/>
-        <w:ind w:left="108" w:right="168" w:hanging="0"/>
+        <w:ind w:hanging="0" w:left="108" w:right="168"/>
         <w:rPr>
           <w:sz w:val="16"/>
           <w:szCs w:val="16"/>
@@ -16070,7 +14924,7 @@
       <w:pPr>
         <w:pStyle w:val="Normal"/>
         <w:spacing w:lineRule="auto" w:line="240"/>
-        <w:ind w:left="108" w:right="257" w:hanging="0"/>
+        <w:ind w:hanging="0" w:left="108" w:right="257"/>
         <w:rPr>
           <w:sz w:val="16"/>
           <w:szCs w:val="16"/>
@@ -16818,7 +15672,7 @@
       <w:pPr>
         <w:pStyle w:val="Normal"/>
         <w:spacing w:lineRule="auto" w:line="240"/>
-        <w:ind w:left="108" w:right="257" w:hanging="0"/>
+        <w:ind w:hanging="0" w:left="108" w:right="257"/>
         <w:rPr>
           <w:sz w:val="16"/>
           <w:szCs w:val="16"/>
@@ -17269,7 +16123,7 @@
       <w:pPr>
         <w:pStyle w:val="Normal"/>
         <w:spacing w:lineRule="auto" w:line="240"/>
-        <w:ind w:left="108" w:right="168" w:hanging="0"/>
+        <w:ind w:hanging="0" w:left="108" w:right="168"/>
         <w:rPr>
           <w:sz w:val="16"/>
           <w:szCs w:val="16"/>
@@ -17737,7 +16591,7 @@
       <w:pPr>
         <w:pStyle w:val="Normal"/>
         <w:spacing w:lineRule="auto" w:line="240"/>
-        <w:ind w:left="108" w:right="168" w:hanging="0"/>
+        <w:ind w:hanging="0" w:left="108" w:right="168"/>
         <w:rPr>
           <w:sz w:val="16"/>
           <w:szCs w:val="16"/>
@@ -18062,7 +16916,7 @@
       <w:pPr>
         <w:pStyle w:val="Normal"/>
         <w:spacing w:lineRule="auto" w:line="240"/>
-        <w:ind w:left="108" w:right="168" w:hanging="0"/>
+        <w:ind w:hanging="0" w:left="108" w:right="168"/>
         <w:rPr>
           <w:sz w:val="16"/>
           <w:szCs w:val="16"/>
@@ -18502,7 +17356,7 @@
       <w:pPr>
         <w:pStyle w:val="Normal"/>
         <w:spacing w:lineRule="auto" w:line="240"/>
-        <w:ind w:left="108" w:right="257" w:hanging="0"/>
+        <w:ind w:hanging="0" w:left="108" w:right="257"/>
         <w:rPr>
           <w:sz w:val="16"/>
           <w:szCs w:val="16"/>
@@ -18793,7 +17647,7 @@
       <w:pPr>
         <w:pStyle w:val="Normal"/>
         <w:spacing w:lineRule="auto" w:line="240"/>
-        <w:ind w:left="108" w:right="596" w:hanging="0"/>
+        <w:ind w:hanging="0" w:left="108" w:right="596"/>
         <w:rPr>
           <w:sz w:val="16"/>
           <w:szCs w:val="16"/>
@@ -19304,7 +18158,7 @@
       <w:pPr>
         <w:pStyle w:val="Normal"/>
         <w:spacing w:lineRule="auto" w:line="240"/>
-        <w:ind w:left="108" w:right="596" w:hanging="0"/>
+        <w:ind w:hanging="0" w:left="108" w:right="596"/>
         <w:rPr>
           <w:rFonts w:ascii="Arial" w:hAnsi="Arial"/>
           <w:spacing w:val="-1"/>
@@ -19321,7 +18175,7 @@
       <w:pPr>
         <w:pStyle w:val="Normal"/>
         <w:spacing w:lineRule="auto" w:line="240" w:before="20" w:after="0"/>
-        <w:ind w:left="108" w:right="620" w:hanging="0"/>
+        <w:ind w:hanging="0" w:left="108" w:right="620"/>
         <w:rPr>
           <w:sz w:val="16"/>
           <w:szCs w:val="16"/>
@@ -19497,7 +18351,7 @@
       <w:pPr>
         <w:pStyle w:val="Normal"/>
         <w:spacing w:lineRule="auto" w:line="240" w:before="20" w:after="0"/>
-        <w:ind w:left="108" w:right="620" w:hanging="0"/>
+        <w:ind w:hanging="0" w:left="108" w:right="620"/>
         <w:rPr>
           <w:rFonts w:ascii="Arial" w:hAnsi="Arial"/>
           <w:color w:val="202020"/>
@@ -19516,7 +18370,7 @@
       <w:pPr>
         <w:pStyle w:val="Normal"/>
         <w:spacing w:lineRule="auto" w:line="240" w:before="20" w:after="0"/>
-        <w:ind w:left="108" w:right="620" w:hanging="0"/>
+        <w:ind w:hanging="0" w:left="108" w:right="620"/>
         <w:rPr>
           <w:sz w:val="16"/>
           <w:szCs w:val="16"/>
@@ -19940,7 +18794,7 @@
       <w:pPr>
         <w:pStyle w:val="Normal"/>
         <w:spacing w:lineRule="auto" w:line="240"/>
-        <w:ind w:left="108" w:hanging="0"/>
+        <w:ind w:hanging="0" w:left="108"/>
         <w:rPr>
           <w:sz w:val="16"/>
           <w:szCs w:val="16"/>
@@ -20209,7 +19063,7 @@
       <w:pPr>
         <w:pStyle w:val="Normal"/>
         <w:spacing w:lineRule="auto" w:line="240" w:before="29" w:after="0"/>
-        <w:ind w:left="108" w:hanging="0"/>
+        <w:ind w:hanging="0" w:left="108"/>
         <w:rPr>
           <w:sz w:val="16"/>
           <w:szCs w:val="16"/>
@@ -20248,7 +19102,7 @@
       <w:pPr>
         <w:pStyle w:val="Normal"/>
         <w:spacing w:lineRule="auto" w:line="240"/>
-        <w:ind w:left="108" w:right="112" w:hanging="0"/>
+        <w:ind w:hanging="0" w:left="108" w:right="112"/>
         <w:rPr>
           <w:sz w:val="16"/>
           <w:szCs w:val="16"/>
@@ -20602,7 +19456,7 @@
       <w:pPr>
         <w:pStyle w:val="Normal"/>
         <w:spacing w:lineRule="auto" w:line="276"/>
-        <w:ind w:left="108" w:right="112" w:hanging="0"/>
+        <w:ind w:hanging="0" w:left="108" w:right="112"/>
         <w:rPr>
           <w:rFonts w:ascii="Arial" w:hAnsi="Arial" w:eastAsia="Arial" w:cs="Arial"/>
           <w:sz w:val="16"/>
@@ -20621,7 +19475,7 @@
       <w:pPr>
         <w:pStyle w:val="Normal"/>
         <w:spacing w:lineRule="auto" w:line="276"/>
-        <w:ind w:left="108" w:right="112" w:hanging="0"/>
+        <w:ind w:hanging="0" w:left="108" w:right="112"/>
         <w:rPr>
           <w:rFonts w:ascii="Arial" w:hAnsi="Arial" w:eastAsia="Arial" w:cs="Arial"/>
           <w:sz w:val="16"/>
@@ -20652,8 +19506,8 @@
         <w:tblLook w:val="01e0" w:noHBand="0" w:noVBand="0" w:firstColumn="1" w:lastRow="1" w:lastColumn="1" w:firstRow="1"/>
       </w:tblPr>
       <w:tblGrid>
-        <w:gridCol w:w="1233"/>
-        <w:gridCol w:w="2209"/>
+        <w:gridCol w:w="1232"/>
+        <w:gridCol w:w="2210"/>
         <w:gridCol w:w="1847"/>
         <w:gridCol w:w="2318"/>
         <w:gridCol w:w="2512"/>
@@ -20664,7 +19518,7 @@
         </w:trPr>
         <w:tc>
           <w:tcPr>
-            <w:tcW w:w="1233" w:type="dxa"/>
+            <w:tcW w:w="1232" w:type="dxa"/>
             <w:tcBorders>
               <w:top w:val="single" w:sz="6" w:space="0" w:color="000000"/>
               <w:left w:val="single" w:sz="6" w:space="0" w:color="000000"/>
@@ -20677,7 +19531,7 @@
               <w:widowControl w:val="false"/>
               <w:suppressAutoHyphens w:val="true"/>
               <w:spacing w:lineRule="auto" w:line="276" w:before="26" w:after="0"/>
-              <w:ind w:left="32" w:hanging="0"/>
+              <w:ind w:hanging="0" w:left="32"/>
               <w:jc w:val="left"/>
               <w:rPr>
                 <w:rFonts w:ascii="Arial" w:hAnsi="Arial" w:eastAsia="Arial" w:cs="Arial"/>
@@ -20701,7 +19555,7 @@
         </w:tc>
         <w:tc>
           <w:tcPr>
-            <w:tcW w:w="2209" w:type="dxa"/>
+            <w:tcW w:w="2210" w:type="dxa"/>
             <w:tcBorders>
               <w:top w:val="single" w:sz="6" w:space="0" w:color="000000"/>
               <w:bottom w:val="single" w:sz="6" w:space="0" w:color="000000"/>
@@ -20714,11 +19568,10 @@
               <w:widowControl w:val="false"/>
               <w:suppressAutoHyphens w:val="true"/>
               <w:spacing w:lineRule="auto" w:line="276" w:before="47" w:after="0"/>
-              <w:ind w:left="33" w:hanging="0"/>
+              <w:ind w:hanging="0" w:left="33"/>
               <w:jc w:val="left"/>
               <w:rPr>
                 <w:rFonts w:ascii="Arial" w:hAnsi="Arial"/>
-                <w:b/>
                 <w:b/>
                 <w:color w:val="FFFFFF"/>
                 <w:spacing w:val="-1"/>
@@ -20747,7 +19600,7 @@
               <w:widowControl w:val="false"/>
               <w:suppressAutoHyphens w:val="true"/>
               <w:spacing w:lineRule="auto" w:line="276" w:before="47" w:after="0"/>
-              <w:ind w:left="33" w:hanging="0"/>
+              <w:ind w:hanging="0" w:left="33"/>
               <w:jc w:val="left"/>
               <w:rPr>
                 <w:rFonts w:ascii="Arial" w:hAnsi="Arial" w:eastAsia="Arial" w:cs="Arial"/>
@@ -20918,11 +19771,10 @@
               <w:widowControl w:val="false"/>
               <w:suppressAutoHyphens w:val="true"/>
               <w:spacing w:lineRule="auto" w:line="276" w:before="25" w:after="0"/>
-              <w:ind w:left="33" w:hanging="0"/>
+              <w:ind w:hanging="0" w:left="33"/>
               <w:jc w:val="both"/>
               <w:rPr>
                 <w:rFonts w:ascii="Arial" w:hAnsi="Arial"/>
-                <w:b/>
                 <w:b/>
                 <w:color w:val="FFFFFF"/>
                 <w:spacing w:val="-1"/>
@@ -20951,7 +19803,7 @@
               <w:widowControl w:val="false"/>
               <w:suppressAutoHyphens w:val="true"/>
               <w:spacing w:lineRule="auto" w:line="276" w:before="25" w:after="0"/>
-              <w:ind w:left="33" w:hanging="0"/>
+              <w:ind w:hanging="0" w:left="33"/>
               <w:jc w:val="both"/>
               <w:rPr>
                 <w:rFonts w:ascii="Arial" w:hAnsi="Arial" w:eastAsia="Arial" w:cs="Arial"/>
@@ -21122,7 +19974,7 @@
               <w:widowControl w:val="false"/>
               <w:suppressAutoHyphens w:val="true"/>
               <w:spacing w:lineRule="auto" w:line="276" w:before="47" w:after="0"/>
-              <w:ind w:left="33" w:hanging="0"/>
+              <w:ind w:hanging="0" w:left="33"/>
               <w:jc w:val="both"/>
               <w:rPr>
                 <w:rFonts w:ascii="Arial" w:hAnsi="Arial" w:eastAsia="Arial" w:cs="Arial"/>
@@ -21150,7 +20002,7 @@
               <w:widowControl w:val="false"/>
               <w:suppressAutoHyphens w:val="true"/>
               <w:spacing w:lineRule="auto" w:line="276" w:before="46" w:after="0"/>
-              <w:ind w:left="33" w:right="592" w:hanging="0"/>
+              <w:ind w:hanging="0" w:left="33" w:right="592"/>
               <w:jc w:val="left"/>
               <w:rPr>
                 <w:rFonts w:ascii="Arial" w:hAnsi="Arial" w:eastAsia="Arial" w:cs="Arial"/>
@@ -21311,11 +20163,10 @@
               <w:widowControl w:val="false"/>
               <w:suppressAutoHyphens w:val="true"/>
               <w:spacing w:lineRule="auto" w:line="276" w:before="25" w:after="0"/>
-              <w:ind w:left="33" w:hanging="0"/>
+              <w:ind w:hanging="0" w:left="33"/>
               <w:jc w:val="left"/>
               <w:rPr>
                 <w:rFonts w:ascii="Arial" w:hAnsi="Arial"/>
-                <w:b/>
                 <w:b/>
                 <w:color w:val="FFFFFF"/>
                 <w:spacing w:val="-1"/>
@@ -21369,7 +20220,7 @@
               <w:widowControl w:val="false"/>
               <w:suppressAutoHyphens w:val="true"/>
               <w:spacing w:lineRule="auto" w:line="276" w:before="25" w:after="0"/>
-              <w:ind w:left="33" w:hanging="0"/>
+              <w:ind w:hanging="0" w:left="33"/>
               <w:jc w:val="left"/>
               <w:rPr>
                 <w:rFonts w:ascii="Arial" w:hAnsi="Arial" w:eastAsia="Arial" w:cs="Arial"/>
@@ -21628,7 +20479,9 @@
         </w:rPr>
       </w:pPr>
       <w:r>
-        <w:rPr/>
+        <w:rPr>
+          <w:lang w:val="it-IT"/>
+        </w:rPr>
       </w:r>
     </w:p>
     <w:sectPr>
@@ -21793,7 +20646,7 @@
               <w:szCs w:val="16"/>
               <w:rFonts w:ascii="Arial" w:hAnsi="Arial"/>
             </w:rPr>
-            <w:t>7</w:t>
+            <w:t>8</w:t>
           </w:r>
           <w:r>
             <w:rPr>
@@ -21948,7 +20801,7 @@
               <w:szCs w:val="16"/>
               <w:rFonts w:ascii="Arial" w:hAnsi="Arial"/>
             </w:rPr>
-            <w:t>7</w:t>
+            <w:t>8</w:t>
           </w:r>
           <w:r>
             <w:rPr>
@@ -22468,7 +21321,7 @@
     <w:qFormat/>
     <w:pPr>
       <w:spacing w:before="30" w:after="0"/>
-      <w:ind w:left="108" w:hanging="0"/>
+      <w:ind w:hanging="0" w:left="108"/>
       <w:outlineLvl w:val="1"/>
     </w:pPr>
     <w:rPr>
@@ -22484,7 +21337,7 @@
     <w:unhideWhenUsed/>
     <w:qFormat/>
     <w:pPr>
-      <w:ind w:left="108" w:hanging="0"/>
+      <w:ind w:hanging="0" w:left="108"/>
       <w:outlineLvl w:val="2"/>
     </w:pPr>
     <w:rPr>
@@ -22530,7 +21383,7 @@
       <w:color w:val="808080"/>
     </w:rPr>
   </w:style>
-  <w:style w:type="character" w:styleId="InternetLink">
+  <w:style w:type="character" w:styleId="Hyperlink">
     <w:name w:val="Hyperlink"/>
     <w:rPr>
       <w:color w:val="000080"/>
@@ -22541,7 +21394,7 @@
   <w:style w:type="paragraph" w:styleId="Heading">
     <w:name w:val="Heading"/>
     <w:basedOn w:val="Normal"/>
-    <w:next w:val="TextBody"/>
+    <w:next w:val="BodyText"/>
     <w:qFormat/>
     <w:pPr>
       <w:keepNext w:val="true"/>
@@ -22553,13 +21406,13 @@
       <w:szCs w:val="28"/>
     </w:rPr>
   </w:style>
-  <w:style w:type="paragraph" w:styleId="TextBody">
+  <w:style w:type="paragraph" w:styleId="BodyText">
     <w:name w:val="Body Text"/>
     <w:basedOn w:val="Normal"/>
     <w:uiPriority w:val="1"/>
     <w:qFormat/>
     <w:pPr>
-      <w:ind w:left="108" w:hanging="0"/>
+      <w:ind w:hanging="0" w:left="108"/>
     </w:pPr>
     <w:rPr>
       <w:rFonts w:ascii="Arial" w:hAnsi="Arial" w:eastAsia="Arial"/>
@@ -22569,7 +21422,7 @@
   </w:style>
   <w:style w:type="paragraph" w:styleId="List">
     <w:name w:val="List"/>
-    <w:basedOn w:val="TextBody"/>
+    <w:basedOn w:val="BodyText"/>
     <w:pPr/>
     <w:rPr>
       <w:rFonts w:cs="Noto Sans Devanagari"/>

--- a/static/Referto_Vita.docx
+++ b/static/Referto_Vita.docx
@@ -325,8 +325,8 @@
       </w:tblPr>
       <w:tblGrid>
         <w:gridCol w:w="3320"/>
-        <w:gridCol w:w="3237"/>
-        <w:gridCol w:w="3613"/>
+        <w:gridCol w:w="3233"/>
+        <w:gridCol w:w="3617"/>
       </w:tblGrid>
       <w:tr>
         <w:trPr>
@@ -398,7 +398,7 @@
         </w:tc>
         <w:tc>
           <w:tcPr>
-            <w:tcW w:w="3237" w:type="dxa"/>
+            <w:tcW w:w="3233" w:type="dxa"/>
             <w:tcBorders>
               <w:top w:val="nil"/>
               <w:left w:val="nil"/>
@@ -461,7 +461,7 @@
         </w:tc>
         <w:tc>
           <w:tcPr>
-            <w:tcW w:w="3613" w:type="dxa"/>
+            <w:tcW w:w="3617" w:type="dxa"/>
             <w:tcBorders>
               <w:top w:val="nil"/>
               <w:left w:val="nil"/>
@@ -587,7 +587,7 @@
         </w:tc>
         <w:tc>
           <w:tcPr>
-            <w:tcW w:w="3237" w:type="dxa"/>
+            <w:tcW w:w="3233" w:type="dxa"/>
             <w:tcBorders>
               <w:top w:val="nil"/>
               <w:left w:val="nil"/>
@@ -649,7 +649,7 @@
         </w:tc>
         <w:tc>
           <w:tcPr>
-            <w:tcW w:w="3613" w:type="dxa"/>
+            <w:tcW w:w="3617" w:type="dxa"/>
             <w:tcBorders>
               <w:top w:val="nil"/>
               <w:left w:val="nil"/>
@@ -763,7 +763,7 @@
         </w:tc>
         <w:tc>
           <w:tcPr>
-            <w:tcW w:w="3237" w:type="dxa"/>
+            <w:tcW w:w="3233" w:type="dxa"/>
             <w:tcBorders>
               <w:top w:val="nil"/>
               <w:left w:val="nil"/>
@@ -838,7 +838,7 @@
         </w:tc>
         <w:tc>
           <w:tcPr>
-            <w:tcW w:w="3613" w:type="dxa"/>
+            <w:tcW w:w="3617" w:type="dxa"/>
             <w:tcBorders>
               <w:top w:val="nil"/>
               <w:left w:val="nil"/>
@@ -7395,8 +7395,8 @@
       </w:tblPr>
       <w:tblGrid>
         <w:gridCol w:w="1621"/>
-        <w:gridCol w:w="2319"/>
-        <w:gridCol w:w="1624"/>
+        <w:gridCol w:w="2317"/>
+        <w:gridCol w:w="1626"/>
         <w:gridCol w:w="2353"/>
         <w:gridCol w:w="2611"/>
       </w:tblGrid>
@@ -7446,7 +7446,7 @@
         </w:tc>
         <w:tc>
           <w:tcPr>
-            <w:tcW w:w="2319" w:type="dxa"/>
+            <w:tcW w:w="2317" w:type="dxa"/>
             <w:tcBorders/>
             <w:shd w:color="auto" w:fill="808080" w:themeFill="background1" w:themeFillShade="80" w:val="clear"/>
           </w:tcPr>
@@ -7482,7 +7482,7 @@
         </w:tc>
         <w:tc>
           <w:tcPr>
-            <w:tcW w:w="6588" w:type="dxa"/>
+            <w:tcW w:w="6590" w:type="dxa"/>
             <w:gridSpan w:val="3"/>
             <w:tcBorders/>
             <w:shd w:color="auto" w:fill="808080" w:themeFill="background1" w:themeFillShade="80" w:val="clear"/>
@@ -7552,7 +7552,7 @@
         </w:tc>
         <w:tc>
           <w:tcPr>
-            <w:tcW w:w="2319" w:type="dxa"/>
+            <w:tcW w:w="2317" w:type="dxa"/>
             <w:tcBorders/>
           </w:tcPr>
           <w:p>
@@ -7576,7 +7576,7 @@
         </w:tc>
         <w:tc>
           <w:tcPr>
-            <w:tcW w:w="1624" w:type="dxa"/>
+            <w:tcW w:w="1626" w:type="dxa"/>
             <w:tcBorders/>
           </w:tcPr>
           <w:p>
@@ -10509,6 +10509,338 @@
         <w:rPr/>
       </w:r>
     </w:p>
+    <w:tbl>
+      <w:tblPr>
+        <w:tblStyle w:val="TableGrid"/>
+        <w:tblW w:w="10350" w:type="dxa"/>
+        <w:jc w:val="left"/>
+        <w:tblInd w:w="55" w:type="dxa"/>
+        <w:tblLayout w:type="fixed"/>
+        <w:tblCellMar>
+          <w:top w:w="55" w:type="dxa"/>
+          <w:left w:w="55" w:type="dxa"/>
+          <w:bottom w:w="55" w:type="dxa"/>
+          <w:right w:w="55" w:type="dxa"/>
+        </w:tblCellMar>
+        <w:tblLook w:val="04a0" w:noHBand="0" w:noVBand="1" w:firstColumn="1" w:lastRow="0" w:lastColumn="0" w:firstRow="1"/>
+      </w:tblPr>
+      <w:tblGrid>
+        <w:gridCol w:w="1789"/>
+        <w:gridCol w:w="2050"/>
+        <w:gridCol w:w="2160"/>
+        <w:gridCol w:w="1913"/>
+        <w:gridCol w:w="2438"/>
+      </w:tblGrid>
+      <w:tr>
+        <w:trPr>
+          <w:trHeight w:val="454" w:hRule="atLeast"/>
+        </w:trPr>
+        <w:tc>
+          <w:tcPr>
+            <w:tcW w:w="1789" w:type="dxa"/>
+            <w:tcBorders>
+              <w:top w:val="single" w:sz="6" w:space="0" w:color="000000"/>
+              <w:left w:val="single" w:sz="6" w:space="0" w:color="000000"/>
+              <w:bottom w:val="single" w:sz="6" w:space="0" w:color="000000"/>
+              <w:right w:val="nil"/>
+            </w:tcBorders>
+            <w:shd w:color="auto" w:fill="808080" w:themeFill="background1" w:themeFillShade="80" w:val="clear"/>
+          </w:tcPr>
+          <w:p>
+            <w:pPr>
+              <w:pStyle w:val="BodyText"/>
+              <w:suppressAutoHyphens w:val="true"/>
+              <w:spacing w:before="74" w:after="0"/>
+              <w:ind w:hanging="0" w:left="0"/>
+              <w:jc w:val="center"/>
+              <w:rPr>
+                <w:b/>
+                <w:bCs/>
+                <w:color w:themeColor="background1" w:val="FFFFFF"/>
+                <w:sz w:val="24"/>
+                <w:szCs w:val="24"/>
+                <w:lang w:val="it-IT"/>
+              </w:rPr>
+            </w:pPr>
+            <w:r>
+              <w:rPr>
+                <w:rFonts w:cs=""/>
+                <w:b/>
+                <w:bCs/>
+                <w:color w:themeColor="background1" w:val="FFFFFF"/>
+                <w:kern w:val="0"/>
+                <w:sz w:val="24"/>
+                <w:szCs w:val="24"/>
+                <w:lang w:val="it-IT" w:eastAsia="en-US" w:bidi="ar-SA"/>
+              </w:rPr>
+              <w:t>GENE</w:t>
+            </w:r>
+          </w:p>
+        </w:tc>
+        <w:tc>
+          <w:tcPr>
+            <w:tcW w:w="6123" w:type="dxa"/>
+            <w:gridSpan w:val="3"/>
+            <w:tcBorders>
+              <w:top w:val="single" w:sz="6" w:space="0" w:color="000000"/>
+              <w:left w:val="single" w:sz="6" w:space="0" w:color="000000"/>
+              <w:bottom w:val="single" w:sz="6" w:space="0" w:color="000000"/>
+              <w:right w:val="nil"/>
+            </w:tcBorders>
+            <w:shd w:color="auto" w:fill="808080" w:themeFill="background1" w:themeFillShade="80" w:val="clear"/>
+          </w:tcPr>
+          <w:p>
+            <w:pPr>
+              <w:pStyle w:val="BodyText"/>
+              <w:suppressAutoHyphens w:val="true"/>
+              <w:spacing w:before="74" w:after="0"/>
+              <w:ind w:hanging="0" w:left="0"/>
+              <w:jc w:val="center"/>
+              <w:rPr>
+                <w:b/>
+                <w:bCs/>
+                <w:color w:themeColor="background1" w:val="FFFFFF"/>
+                <w:sz w:val="24"/>
+                <w:szCs w:val="24"/>
+                <w:lang w:val="it-IT"/>
+              </w:rPr>
+            </w:pPr>
+            <w:r>
+              <w:rPr>
+                <w:rFonts w:cs=""/>
+                <w:b/>
+                <w:bCs/>
+                <w:color w:themeColor="background1" w:val="FFFFFF"/>
+                <w:kern w:val="0"/>
+                <w:sz w:val="24"/>
+                <w:szCs w:val="24"/>
+                <w:lang w:val="it-IT" w:eastAsia="en-US" w:bidi="ar-SA"/>
+              </w:rPr>
+              <w:t>ALLELE</w:t>
+            </w:r>
+          </w:p>
+        </w:tc>
+        <w:tc>
+          <w:tcPr>
+            <w:tcW w:w="2438" w:type="dxa"/>
+            <w:tcBorders>
+              <w:top w:val="single" w:sz="6" w:space="0" w:color="000000"/>
+              <w:left w:val="single" w:sz="6" w:space="0" w:color="000000"/>
+              <w:bottom w:val="single" w:sz="6" w:space="0" w:color="000000"/>
+              <w:right w:val="single" w:sz="6" w:space="0" w:color="000000"/>
+            </w:tcBorders>
+            <w:shd w:color="auto" w:fill="808080" w:themeFill="background1" w:themeFillShade="80" w:val="clear"/>
+          </w:tcPr>
+          <w:p>
+            <w:pPr>
+              <w:pStyle w:val="BodyText"/>
+              <w:suppressAutoHyphens w:val="true"/>
+              <w:spacing w:before="74" w:after="0"/>
+              <w:ind w:hanging="0" w:left="0"/>
+              <w:jc w:val="center"/>
+              <w:rPr>
+                <w:b/>
+                <w:bCs/>
+                <w:color w:themeColor="background1" w:val="FFFFFF"/>
+                <w:sz w:val="24"/>
+                <w:szCs w:val="24"/>
+                <w:lang w:val="it-IT"/>
+              </w:rPr>
+            </w:pPr>
+            <w:r>
+              <w:rPr>
+                <w:rFonts w:cs=""/>
+                <w:b/>
+                <w:bCs/>
+                <w:color w:themeColor="background1" w:val="FFFFFF"/>
+                <w:kern w:val="0"/>
+                <w:sz w:val="24"/>
+                <w:szCs w:val="24"/>
+                <w:lang w:val="it-IT" w:eastAsia="en-US" w:bidi="ar-SA"/>
+              </w:rPr>
+              <w:t>MICRONUTRIENTE</w:t>
+            </w:r>
+          </w:p>
+        </w:tc>
+      </w:tr>
+      <w:tr>
+        <w:trPr>
+          <w:trHeight w:val="436" w:hRule="atLeast"/>
+        </w:trPr>
+        <w:tc>
+          <w:tcPr>
+            <w:tcW w:w="1789" w:type="dxa"/>
+            <w:tcBorders>
+              <w:top w:val="single" w:sz="6" w:space="0" w:color="000000"/>
+              <w:left w:val="single" w:sz="6" w:space="0" w:color="000000"/>
+              <w:bottom w:val="single" w:sz="6" w:space="0" w:color="000000"/>
+              <w:right w:val="nil"/>
+            </w:tcBorders>
+            <w:vAlign w:val="center"/>
+          </w:tcPr>
+          <w:p>
+            <w:pPr>
+              <w:pStyle w:val="BodyText"/>
+              <w:suppressAutoHyphens w:val="true"/>
+              <w:spacing w:before="74" w:after="0"/>
+              <w:ind w:hanging="0" w:left="0"/>
+              <w:jc w:val="center"/>
+              <w:rPr>
+                <w:lang w:val="it-IT"/>
+              </w:rPr>
+            </w:pPr>
+            <w:r>
+              <w:rPr>
+                <w:lang w:val="it-IT"/>
+              </w:rPr>
+            </w:r>
+          </w:p>
+        </w:tc>
+        <w:tc>
+          <w:tcPr>
+            <w:tcW w:w="2050" w:type="dxa"/>
+            <w:tcBorders>
+              <w:top w:val="single" w:sz="6" w:space="0" w:color="000000"/>
+              <w:left w:val="single" w:sz="6" w:space="0" w:color="000000"/>
+              <w:bottom w:val="single" w:sz="6" w:space="0" w:color="000000"/>
+              <w:right w:val="nil"/>
+            </w:tcBorders>
+            <w:vAlign w:val="center"/>
+          </w:tcPr>
+          <w:p>
+            <w:pPr>
+              <w:pStyle w:val="BodyText"/>
+              <w:suppressAutoHyphens w:val="true"/>
+              <w:spacing w:before="74" w:after="0"/>
+              <w:ind w:hanging="0" w:left="0"/>
+              <w:jc w:val="center"/>
+              <w:rPr>
+                <w:sz w:val="22"/>
+                <w:szCs w:val="22"/>
+              </w:rPr>
+            </w:pPr>
+            <w:r>
+              <w:rPr>
+                <w:rFonts w:cs=""/>
+                <w:b/>
+                <w:bCs/>
+                <w:kern w:val="0"/>
+                <w:sz w:val="22"/>
+                <w:szCs w:val="22"/>
+                <w:lang w:val="it-IT" w:eastAsia="en-US" w:bidi="ar-SA"/>
+              </w:rPr>
+              <w:t>NORMALE</w:t>
+            </w:r>
+          </w:p>
+        </w:tc>
+        <w:tc>
+          <w:tcPr>
+            <w:tcW w:w="2160" w:type="dxa"/>
+            <w:tcBorders>
+              <w:top w:val="single" w:sz="6" w:space="0" w:color="000000"/>
+              <w:left w:val="single" w:sz="6" w:space="0" w:color="000000"/>
+              <w:bottom w:val="single" w:sz="6" w:space="0" w:color="000000"/>
+              <w:right w:val="nil"/>
+            </w:tcBorders>
+            <w:vAlign w:val="center"/>
+          </w:tcPr>
+          <w:p>
+            <w:pPr>
+              <w:pStyle w:val="BodyText"/>
+              <w:suppressAutoHyphens w:val="true"/>
+              <w:spacing w:before="74" w:after="0"/>
+              <w:ind w:hanging="0" w:left="0"/>
+              <w:jc w:val="center"/>
+              <w:rPr>
+                <w:sz w:val="22"/>
+                <w:szCs w:val="22"/>
+              </w:rPr>
+            </w:pPr>
+            <w:r>
+              <w:rPr>
+                <w:rFonts w:cs=""/>
+                <w:b/>
+                <w:bCs/>
+                <w:kern w:val="0"/>
+                <w:sz w:val="22"/>
+                <w:szCs w:val="22"/>
+                <w:lang w:val="it-IT" w:eastAsia="en-US" w:bidi="ar-SA"/>
+              </w:rPr>
+              <w:t>PREDISPONENTE</w:t>
+            </w:r>
+          </w:p>
+        </w:tc>
+        <w:tc>
+          <w:tcPr>
+            <w:tcW w:w="1913" w:type="dxa"/>
+            <w:tcBorders>
+              <w:top w:val="single" w:sz="6" w:space="0" w:color="000000"/>
+              <w:left w:val="single" w:sz="6" w:space="0" w:color="000000"/>
+              <w:bottom w:val="single" w:sz="6" w:space="0" w:color="000000"/>
+              <w:right w:val="nil"/>
+            </w:tcBorders>
+            <w:vAlign w:val="center"/>
+          </w:tcPr>
+          <w:p>
+            <w:pPr>
+              <w:pStyle w:val="BodyText"/>
+              <w:suppressAutoHyphens w:val="true"/>
+              <w:spacing w:before="74" w:after="0"/>
+              <w:ind w:hanging="0" w:left="0"/>
+              <w:jc w:val="center"/>
+              <w:rPr>
+                <w:b/>
+                <w:bCs/>
+                <w:sz w:val="22"/>
+                <w:szCs w:val="22"/>
+                <w:lang w:val="it-IT"/>
+              </w:rPr>
+            </w:pPr>
+            <w:r>
+              <w:rPr>
+                <w:rFonts w:cs=""/>
+                <w:b/>
+                <w:bCs/>
+                <w:kern w:val="0"/>
+                <w:sz w:val="22"/>
+                <w:szCs w:val="22"/>
+                <w:lang w:val="it-IT" w:eastAsia="en-US" w:bidi="ar-SA"/>
+              </w:rPr>
+              <w:t>PAZIENTE</w:t>
+            </w:r>
+          </w:p>
+        </w:tc>
+        <w:tc>
+          <w:tcPr>
+            <w:tcW w:w="2438" w:type="dxa"/>
+            <w:tcBorders>
+              <w:top w:val="single" w:sz="6" w:space="0" w:color="000000"/>
+              <w:left w:val="single" w:sz="6" w:space="0" w:color="000000"/>
+              <w:bottom w:val="single" w:sz="6" w:space="0" w:color="000000"/>
+              <w:right w:val="single" w:sz="6" w:space="0" w:color="000000"/>
+            </w:tcBorders>
+            <w:vAlign w:val="center"/>
+          </w:tcPr>
+          <w:p>
+            <w:pPr>
+              <w:pStyle w:val="BodyText"/>
+              <w:suppressAutoHyphens w:val="true"/>
+              <w:spacing w:before="74" w:after="0"/>
+              <w:ind w:hanging="0" w:left="0"/>
+              <w:jc w:val="center"/>
+              <w:rPr>
+                <w:lang w:val="it-IT"/>
+              </w:rPr>
+            </w:pPr>
+            <w:r>
+              <w:rPr>
+                <w:lang w:val="it-IT"/>
+              </w:rPr>
+            </w:r>
+          </w:p>
+        </w:tc>
+      </w:tr>
+    </w:tbl>
     <w:p>
       <w:pPr>
         <w:pStyle w:val="Normal"/>
@@ -10534,11 +10866,11 @@
         <w:tblLook w:val="04a0" w:noHBand="0" w:noVBand="1" w:firstColumn="1" w:lastRow="0" w:lastColumn="0" w:firstRow="1"/>
       </w:tblPr>
       <w:tblGrid>
-        <w:gridCol w:w="1794"/>
+        <w:gridCol w:w="1790"/>
         <w:gridCol w:w="2427"/>
-        <w:gridCol w:w="2352"/>
-        <w:gridCol w:w="1344"/>
-        <w:gridCol w:w="2433"/>
+        <w:gridCol w:w="2356"/>
+        <w:gridCol w:w="1340"/>
+        <w:gridCol w:w="2437"/>
       </w:tblGrid>
       <w:tr>
         <w:trPr>
@@ -10546,7 +10878,7 @@
         </w:trPr>
         <w:tc>
           <w:tcPr>
-            <w:tcW w:w="1794" w:type="dxa"/>
+            <w:tcW w:w="1790" w:type="dxa"/>
             <w:tcBorders/>
             <w:shd w:color="auto" w:fill="808080" w:themeFill="background1" w:themeFillShade="80" w:val="clear"/>
           </w:tcPr>
@@ -10623,7 +10955,7 @@
         </w:tc>
         <w:tc>
           <w:tcPr>
-            <w:tcW w:w="2433" w:type="dxa"/>
+            <w:tcW w:w="2437" w:type="dxa"/>
             <w:tcBorders/>
             <w:shd w:color="auto" w:fill="808080" w:themeFill="background1" w:themeFillShade="80" w:val="clear"/>
           </w:tcPr>
@@ -10666,7 +10998,7 @@
         </w:trPr>
         <w:tc>
           <w:tcPr>
-            <w:tcW w:w="1794" w:type="dxa"/>
+            <w:tcW w:w="1790" w:type="dxa"/>
             <w:tcBorders/>
           </w:tcPr>
           <w:p>
@@ -10729,7 +11061,7 @@
         </w:tc>
         <w:tc>
           <w:tcPr>
-            <w:tcW w:w="2352" w:type="dxa"/>
+            <w:tcW w:w="2356" w:type="dxa"/>
             <w:tcBorders/>
           </w:tcPr>
           <w:p>
@@ -10768,7 +11100,7 @@
         </w:tc>
         <w:tc>
           <w:tcPr>
-            <w:tcW w:w="1344" w:type="dxa"/>
+            <w:tcW w:w="1340" w:type="dxa"/>
             <w:tcBorders/>
           </w:tcPr>
           <w:p>
@@ -10803,7 +11135,7 @@
         </w:tc>
         <w:tc>
           <w:tcPr>
-            <w:tcW w:w="2433" w:type="dxa"/>
+            <w:tcW w:w="2437" w:type="dxa"/>
             <w:tcBorders/>
           </w:tcPr>
           <w:p>
@@ -12654,8 +12986,8 @@
         <w:tblLook w:val="04a0" w:noHBand="0" w:noVBand="1" w:firstColumn="1" w:lastRow="0" w:lastColumn="0" w:firstRow="1"/>
       </w:tblPr>
       <w:tblGrid>
-        <w:gridCol w:w="2423"/>
-        <w:gridCol w:w="1360"/>
+        <w:gridCol w:w="2419"/>
+        <w:gridCol w:w="1364"/>
         <w:gridCol w:w="2176"/>
         <w:gridCol w:w="1350"/>
         <w:gridCol w:w="3093"/>
@@ -12666,7 +12998,7 @@
         </w:trPr>
         <w:tc>
           <w:tcPr>
-            <w:tcW w:w="2423" w:type="dxa"/>
+            <w:tcW w:w="2419" w:type="dxa"/>
             <w:tcBorders/>
             <w:shd w:color="auto" w:fill="808080" w:themeFill="background1" w:themeFillShade="80" w:val="clear"/>
           </w:tcPr>
@@ -12704,7 +13036,7 @@
         </w:tc>
         <w:tc>
           <w:tcPr>
-            <w:tcW w:w="4886" w:type="dxa"/>
+            <w:tcW w:w="4890" w:type="dxa"/>
             <w:gridSpan w:val="3"/>
             <w:tcBorders/>
             <w:shd w:color="auto" w:fill="808080" w:themeFill="background1" w:themeFillShade="80" w:val="clear"/>
@@ -12786,7 +13118,7 @@
         </w:trPr>
         <w:tc>
           <w:tcPr>
-            <w:tcW w:w="2423" w:type="dxa"/>
+            <w:tcW w:w="2419" w:type="dxa"/>
             <w:tcBorders/>
           </w:tcPr>
           <w:p>
@@ -12810,7 +13142,7 @@
         </w:tc>
         <w:tc>
           <w:tcPr>
-            <w:tcW w:w="1360" w:type="dxa"/>
+            <w:tcW w:w="1364" w:type="dxa"/>
             <w:tcBorders/>
           </w:tcPr>
           <w:p>
@@ -13002,11 +13334,11 @@
         <w:tblLook w:val="04a0" w:noHBand="0" w:noVBand="1" w:firstColumn="1" w:lastRow="0" w:lastColumn="0" w:firstRow="1"/>
       </w:tblPr>
       <w:tblGrid>
-        <w:gridCol w:w="1618"/>
-        <w:gridCol w:w="2325"/>
-        <w:gridCol w:w="1618"/>
+        <w:gridCol w:w="1617"/>
+        <w:gridCol w:w="2326"/>
+        <w:gridCol w:w="1614"/>
         <w:gridCol w:w="2353"/>
-        <w:gridCol w:w="2428"/>
+        <w:gridCol w:w="2432"/>
       </w:tblGrid>
       <w:tr>
         <w:trPr>
@@ -13014,7 +13346,7 @@
         </w:trPr>
         <w:tc>
           <w:tcPr>
-            <w:tcW w:w="1618" w:type="dxa"/>
+            <w:tcW w:w="1617" w:type="dxa"/>
             <w:tcBorders>
               <w:right w:val="nil"/>
             </w:tcBorders>
@@ -13054,7 +13386,7 @@
         </w:tc>
         <w:tc>
           <w:tcPr>
-            <w:tcW w:w="2325" w:type="dxa"/>
+            <w:tcW w:w="2326" w:type="dxa"/>
             <w:tcBorders/>
             <w:shd w:color="auto" w:fill="808080" w:themeFill="background1" w:themeFillShade="80" w:val="clear"/>
           </w:tcPr>
@@ -13134,7 +13466,7 @@
         </w:trPr>
         <w:tc>
           <w:tcPr>
-            <w:tcW w:w="1618" w:type="dxa"/>
+            <w:tcW w:w="1617" w:type="dxa"/>
             <w:tcBorders>
               <w:right w:val="nil"/>
             </w:tcBorders>
@@ -13160,7 +13492,7 @@
         </w:tc>
         <w:tc>
           <w:tcPr>
-            <w:tcW w:w="2325" w:type="dxa"/>
+            <w:tcW w:w="2326" w:type="dxa"/>
             <w:tcBorders/>
           </w:tcPr>
           <w:p>
@@ -13184,7 +13516,7 @@
         </w:tc>
         <w:tc>
           <w:tcPr>
-            <w:tcW w:w="1618" w:type="dxa"/>
+            <w:tcW w:w="1614" w:type="dxa"/>
             <w:tcBorders/>
           </w:tcPr>
           <w:p>
@@ -13254,7 +13586,7 @@
         </w:tc>
         <w:tc>
           <w:tcPr>
-            <w:tcW w:w="2428" w:type="dxa"/>
+            <w:tcW w:w="2432" w:type="dxa"/>
             <w:tcBorders/>
           </w:tcPr>
           <w:p>
@@ -20646,7 +20978,7 @@
               <w:szCs w:val="16"/>
               <w:rFonts w:ascii="Arial" w:hAnsi="Arial"/>
             </w:rPr>
-            <w:t>8</w:t>
+            <w:t>1</w:t>
           </w:r>
           <w:r>
             <w:rPr>
@@ -20801,7 +21133,7 @@
               <w:szCs w:val="16"/>
               <w:rFonts w:ascii="Arial" w:hAnsi="Arial"/>
             </w:rPr>
-            <w:t>8</w:t>
+            <w:t>1</w:t>
           </w:r>
           <w:r>
             <w:rPr>
